--- a/datalabtasks_deliverables/Task 4 Legal Risk Assessment and Compliance Report/FinalReportILO3_Template.docx
+++ b/datalabtasks_deliverables/Task 4 Legal Risk Assessment and Compliance Report/FinalReportILO3_Template.docx
@@ -1,6 +1,6 @@
 
 <file path=word/document.xml><?xml version="1.0" encoding="utf-8"?>
-<w:document xmlns:wpc="http://schemas.microsoft.com/office/word/2010/wordprocessingCanvas" xmlns:cx="http://schemas.microsoft.com/office/drawing/2014/chartex" xmlns:cx1="http://schemas.microsoft.com/office/drawing/2015/9/8/chartex" xmlns:cx2="http://schemas.microsoft.com/office/drawing/2015/10/21/chartex" xmlns:cx3="http://schemas.microsoft.com/office/drawing/2016/5/9/chartex" xmlns:cx4="http://schemas.microsoft.com/office/drawing/2016/5/10/chartex" xmlns:cx5="http://schemas.microsoft.com/office/drawing/2016/5/11/chartex" xmlns:cx6="http://schemas.microsoft.com/office/drawing/2016/5/12/chartex" xmlns:cx7="http://schemas.microsoft.com/office/drawing/2016/5/13/chartex" xmlns:cx8="http://schemas.microsoft.com/office/drawing/2016/5/14/chartex" xmlns:mc="http://schemas.openxmlformats.org/markup-compatibility/2006" xmlns:aink="http://schemas.microsoft.com/office/drawing/2016/ink" xmlns:am3d="http://schemas.microsoft.com/office/drawing/2017/model3d" xmlns:o="urn:schemas-microsoft-com:office:office" xmlns:oel="http://schemas.microsoft.com/office/2019/extlst" xmlns:r="http://schemas.openxmlformats.org/officeDocument/2006/relationships" xmlns:m="http://schemas.openxmlformats.org/officeDocument/2006/math" xmlns:v="urn:schemas-microsoft-com:vml" xmlns:wp14="http://schemas.microsoft.com/office/word/2010/wordprocessingDrawing" xmlns:wp="http://schemas.openxmlformats.org/drawingml/2006/wordprocessingDrawing" xmlns:w10="urn:schemas-microsoft-com:office:word" xmlns:w="http://schemas.openxmlformats.org/wordprocessingml/2006/main" xmlns:w14="http://schemas.microsoft.com/office/word/2010/wordml" xmlns:w15="http://schemas.microsoft.com/office/word/2012/wordml" xmlns:w16cex="http://schemas.microsoft.com/office/word/2018/wordml/cex" xmlns:w16cid="http://schemas.microsoft.com/office/word/2016/wordml/cid" xmlns:w16="http://schemas.microsoft.com/office/word/2018/wordml" xmlns:w16du="http://schemas.microsoft.com/office/word/2023/wordml/word16du" xmlns:w16sdtdh="http://schemas.microsoft.com/office/word/2020/wordml/sdtdatahash" xmlns:w16sdtfl="http://schemas.microsoft.com/office/word/2024/wordml/sdtformatlock" xmlns:w16se="http://schemas.microsoft.com/office/word/2015/wordml/symex" xmlns:wpg="http://schemas.microsoft.com/office/word/2010/wordprocessingGroup" xmlns:wpi="http://schemas.microsoft.com/office/word/2010/wordprocessingInk" xmlns:wne="http://schemas.microsoft.com/office/word/2006/wordml" xmlns:wps="http://schemas.microsoft.com/office/word/2010/wordprocessingShape" mc:Ignorable="w14 w15 w16se w16cid w16 w16cex w16sdtdh w16sdtfl w16du wp14">
+<w:document xmlns:wpc="http://schemas.microsoft.com/office/word/2010/wordprocessingCanvas" xmlns:cx="http://schemas.microsoft.com/office/drawing/2014/chartex" xmlns:cx1="http://schemas.microsoft.com/office/drawing/2015/9/8/chartex" xmlns:cx2="http://schemas.microsoft.com/office/drawing/2015/10/21/chartex" xmlns:cx3="http://schemas.microsoft.com/office/drawing/2016/5/9/chartex" xmlns:cx4="http://schemas.microsoft.com/office/drawing/2016/5/10/chartex" xmlns:cx5="http://schemas.microsoft.com/office/drawing/2016/5/11/chartex" xmlns:cx6="http://schemas.microsoft.com/office/drawing/2016/5/12/chartex" xmlns:cx7="http://schemas.microsoft.com/office/drawing/2016/5/13/chartex" xmlns:cx8="http://schemas.microsoft.com/office/drawing/2016/5/14/chartex" xmlns:mc="http://schemas.openxmlformats.org/markup-compatibility/2006" xmlns:aink="http://schemas.microsoft.com/office/drawing/2016/ink" xmlns:am3d="http://schemas.microsoft.com/office/drawing/2017/model3d" xmlns:o="urn:schemas-microsoft-com:office:office" xmlns:r="http://schemas.openxmlformats.org/officeDocument/2006/relationships" xmlns:m="http://schemas.openxmlformats.org/officeDocument/2006/math" xmlns:v="urn:schemas-microsoft-com:vml" xmlns:wp14="http://schemas.microsoft.com/office/word/2010/wordprocessingDrawing" xmlns:wp="http://schemas.openxmlformats.org/drawingml/2006/wordprocessingDrawing" xmlns:w10="urn:schemas-microsoft-com:office:word" xmlns:w="http://schemas.openxmlformats.org/wordprocessingml/2006/main" xmlns:w14="http://schemas.microsoft.com/office/word/2010/wordml" xmlns:w15="http://schemas.microsoft.com/office/word/2012/wordml" xmlns:w16cex="http://schemas.microsoft.com/office/word/2018/wordml/cex" xmlns:w16cid="http://schemas.microsoft.com/office/word/2016/wordml/cid" xmlns:w16="http://schemas.microsoft.com/office/word/2018/wordml" xmlns:w16sdtdh="http://schemas.microsoft.com/office/word/2020/wordml/sdtdatahash" xmlns:w16se="http://schemas.microsoft.com/office/word/2015/wordml/symex" xmlns:wpg="http://schemas.microsoft.com/office/word/2010/wordprocessingGroup" xmlns:wpi="http://schemas.microsoft.com/office/word/2010/wordprocessingInk" xmlns:wne="http://schemas.microsoft.com/office/word/2006/wordml" xmlns:wps="http://schemas.microsoft.com/office/word/2010/wordprocessingShape" mc:Ignorable="w14 w15 w16se w16cid w16 w16cex w16sdtdh wp14">
   <w:body>
     <w:tbl>
       <w:tblPr>
@@ -196,7 +196,7 @@
           </mc:Choice>
           <mc:Fallback>
             <w:pict>
-              <v:rect w14:anchorId="135E176D" id="Rechthoek 4" o:spid="_x0000_s1026" style="position:absolute;margin-left:-23.8pt;margin-top:210.45pt;width:501.75pt;height:490.4pt;z-index:251659264;visibility:visible;mso-wrap-style:square;mso-width-percent:0;mso-height-percent:0;mso-wrap-distance-left:9pt;mso-wrap-distance-top:0;mso-wrap-distance-right:9pt;mso-wrap-distance-bottom:0;mso-position-horizontal:absolute;mso-position-horizontal-relative:text;mso-position-vertical:absolute;mso-position-vertical-relative:page;mso-width-percent:0;mso-height-percent:0;mso-width-relative:margin;mso-height-relative:margin;v-text-anchor:middle" o:gfxdata="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" o:allowoverlap="f" stroked="f" strokeweight="1pt">
+              <v:rect w14:anchorId="135E176D" id="Rechthoek 4" o:spid="_x0000_s1026" style="position:absolute;margin-left:-23.8pt;margin-top:210.45pt;width:501.75pt;height:490.4pt;z-index:251659264;visibility:visible;mso-wrap-style:square;mso-width-percent:0;mso-height-percent:0;mso-wrap-distance-left:9pt;mso-wrap-distance-top:0;mso-wrap-distance-right:9pt;mso-wrap-distance-bottom:0;mso-position-horizontal:absolute;mso-position-horizontal-relative:text;mso-position-vertical:absolute;mso-position-vertical-relative:page;mso-width-percent:0;mso-height-percent:0;mso-width-relative:margin;mso-height-relative:margin;v-text-anchor:middle" o:gfxdata="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" o:allowoverlap="f" stroked="f" strokeweight="1pt">
                 <v:fill r:id="rId14" o:title="" recolor="t" type="frame"/>
                 <v:textbox>
                   <w:txbxContent>
@@ -305,7 +305,7 @@
                 <v:stroke joinstyle="miter"/>
                 <v:path gradientshapeok="t" o:connecttype="rect"/>
               </v:shapetype>
-              <v:shape id="Tekstvak 10" o:spid="_x0000_s1027" type="#_x0000_t202" style="position:absolute;margin-left:-32pt;margin-top:721.55pt;width:201.6pt;height:43.8pt;z-index:251660288;visibility:visible;mso-wrap-style:square;mso-width-percent:0;mso-wrap-distance-left:9pt;mso-wrap-distance-top:0;mso-wrap-distance-right:9pt;mso-wrap-distance-bottom:0;mso-position-horizontal:absolute;mso-position-horizontal-relative:text;mso-position-vertical:absolute;mso-position-vertical-relative:text;mso-width-percent:0;mso-width-relative:margin;v-text-anchor:top" o:gfxdata="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" filled="f" stroked="f" strokeweight=".5pt">
+              <v:shape id="Tekstvak 10" o:spid="_x0000_s1027" type="#_x0000_t202" style="position:absolute;margin-left:-32pt;margin-top:721.55pt;width:201.6pt;height:43.8pt;z-index:251660288;visibility:visible;mso-wrap-style:square;mso-width-percent:0;mso-wrap-distance-left:9pt;mso-wrap-distance-top:0;mso-wrap-distance-right:9pt;mso-wrap-distance-bottom:0;mso-position-horizontal:absolute;mso-position-horizontal-relative:text;mso-position-vertical:absolute;mso-position-vertical-relative:text;mso-width-percent:0;mso-width-relative:margin;v-text-anchor:top" o:gfxdata="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" filled="f" stroked="f" strokeweight=".5pt">
                 <v:textbox>
                   <w:txbxContent>
                     <w:p>
@@ -380,7 +380,7 @@
     <w:bookmarkStart w:id="2" w:name="_Toc187237084"/>
     <w:p>
       <w:pPr>
-        <w:pStyle w:val="TOC1"/>
+        <w:pStyle w:val="10"/>
         <w:tabs>
           <w:tab w:val="clear" w:pos="9344"/>
           <w:tab w:val="right" w:pos="9330"/>
@@ -408,7 +408,7 @@
       <w:hyperlink w:anchor="_Toc1076127812">
         <w:r>
           <w:rPr>
-            <w:rStyle w:val="Hyperlink"/>
+            <w:rStyle w:val="a8"/>
           </w:rPr>
           <w:t>Task 4.1: Identification of Legal obligations and requirements. (Individual Task)</w:t>
         </w:r>
@@ -426,7 +426,7 @@
         </w:r>
         <w:r>
           <w:rPr>
-            <w:rStyle w:val="Hyperlink"/>
+            <w:rStyle w:val="a8"/>
           </w:rPr>
           <w:t>2</w:t>
         </w:r>
@@ -437,7 +437,7 @@
     </w:p>
     <w:p>
       <w:pPr>
-        <w:pStyle w:val="TOC1"/>
+        <w:pStyle w:val="10"/>
         <w:tabs>
           <w:tab w:val="clear" w:pos="9344"/>
           <w:tab w:val="right" w:pos="9330"/>
@@ -456,7 +456,7 @@
       <w:hyperlink w:anchor="_Toc276312716">
         <w:r>
           <w:rPr>
-            <w:rStyle w:val="Hyperlink"/>
+            <w:rStyle w:val="a8"/>
           </w:rPr>
           <w:t>Task 4.2: AI System Development: Legal Risk Assessment. (Group Task)</w:t>
         </w:r>
@@ -474,7 +474,7 @@
         </w:r>
         <w:r>
           <w:rPr>
-            <w:rStyle w:val="Hyperlink"/>
+            <w:rStyle w:val="a8"/>
           </w:rPr>
           <w:t>3</w:t>
         </w:r>
@@ -485,7 +485,7 @@
     </w:p>
     <w:p>
       <w:pPr>
-        <w:pStyle w:val="TOC1"/>
+        <w:pStyle w:val="10"/>
         <w:tabs>
           <w:tab w:val="clear" w:pos="9344"/>
           <w:tab w:val="right" w:pos="9330"/>
@@ -504,7 +504,7 @@
       <w:hyperlink w:anchor="_Toc507343015">
         <w:r>
           <w:rPr>
-            <w:rStyle w:val="Hyperlink"/>
+            <w:rStyle w:val="a8"/>
           </w:rPr>
           <w:t>References</w:t>
         </w:r>
@@ -522,7 +522,7 @@
         </w:r>
         <w:r>
           <w:rPr>
-            <w:rStyle w:val="Hyperlink"/>
+            <w:rStyle w:val="a8"/>
           </w:rPr>
           <w:t>4</w:t>
         </w:r>
@@ -536,7 +536,7 @@
     </w:p>
     <w:p>
       <w:pPr>
-        <w:pStyle w:val="Heading1"/>
+        <w:pStyle w:val="1"/>
         <w:numPr>
           <w:ilvl w:val="0"/>
           <w:numId w:val="0"/>
@@ -561,7 +561,7 @@
     </w:p>
     <w:p>
       <w:pPr>
-        <w:pStyle w:val="Heading1"/>
+        <w:pStyle w:val="1"/>
         <w:numPr>
           <w:ilvl w:val="0"/>
           <w:numId w:val="0"/>
@@ -593,7 +593,7 @@
     </w:p>
     <w:p>
       <w:pPr>
-        <w:pStyle w:val="ListParagraph"/>
+        <w:pStyle w:val="a6"/>
         <w:numPr>
           <w:ilvl w:val="1"/>
           <w:numId w:val="9"/>
@@ -619,6 +619,87 @@
     </w:p>
     <w:p>
       <w:pPr>
+        <w:suppressAutoHyphens w:val="0"/>
+        <w:autoSpaceDN/>
+        <w:spacing w:line="240" w:lineRule="auto"/>
+        <w:textAlignment w:val="auto"/>
+      </w:pPr>
+    </w:p>
+    <w:p>
+      <w:pPr>
+        <w:suppressAutoHyphens w:val="0"/>
+        <w:autoSpaceDN/>
+        <w:spacing w:line="240" w:lineRule="auto"/>
+        <w:textAlignment w:val="auto"/>
+      </w:pPr>
+      <w:r>
+        <w:t xml:space="preserve">The proposed AI system is a day-to-day stock predictor. It utilizes models built on various data sets to </w:t>
+      </w:r>
+      <w:r>
+        <w:rPr>
+          <w:b/>
+          <w:bCs/>
+        </w:rPr>
+        <w:t>predict</w:t>
+      </w:r>
+      <w:r>
+        <w:t xml:space="preserve"> whether the Microsoft stock closing price will go up or down. It is supposed to be used by stock market researchers and investors, to </w:t>
+      </w:r>
+      <w:r>
+        <w:rPr>
+          <w:b/>
+          <w:bCs/>
+        </w:rPr>
+        <w:t>analyze</w:t>
+      </w:r>
+      <w:r>
+        <w:t xml:space="preserve"> Microsoft, and potentially other stocks.</w:t>
+      </w:r>
+    </w:p>
+    <w:p>
+      <w:pPr>
+        <w:suppressAutoHyphens w:val="0"/>
+        <w:autoSpaceDN/>
+        <w:spacing w:line="240" w:lineRule="auto"/>
+        <w:textAlignment w:val="auto"/>
+      </w:pPr>
+    </w:p>
+    <w:p>
+      <w:pPr>
+        <w:suppressAutoHyphens w:val="0"/>
+        <w:autoSpaceDN/>
+        <w:spacing w:line="240" w:lineRule="auto"/>
+        <w:textAlignment w:val="auto"/>
+      </w:pPr>
+      <w:r>
+        <w:t xml:space="preserve">That means the sector this application operates is a </w:t>
+      </w:r>
+      <w:r>
+        <w:rPr>
+          <w:b/>
+          <w:bCs/>
+        </w:rPr>
+        <w:t>financial</w:t>
+      </w:r>
+      <w:r>
+        <w:t xml:space="preserve"> sector. Additionally, the application requires no user data and does not process it. A potential user does not have to register in any way. They can access the tool for free and use it for their research purposes.</w:t>
+      </w:r>
+    </w:p>
+    <w:p>
+      <w:pPr>
+        <w:suppressAutoHyphens w:val="0"/>
+        <w:autoSpaceDN/>
+        <w:spacing w:line="240" w:lineRule="auto"/>
+        <w:textAlignment w:val="auto"/>
+      </w:pPr>
+    </w:p>
+    <w:p>
+      <w:pPr>
+        <w:pStyle w:val="a6"/>
+        <w:numPr>
+          <w:ilvl w:val="1"/>
+          <w:numId w:val="9"/>
+        </w:numPr>
         <w:rPr>
           <w:rFonts w:eastAsia="Times New Roman"/>
           <w:b/>
@@ -627,70 +708,7 @@
           <w:szCs w:val="26"/>
         </w:rPr>
       </w:pPr>
-    </w:p>
-    <w:p>
-      <w:pPr>
-        <w:pStyle w:val="ListParagraph"/>
-        <w:numPr>
-          <w:ilvl w:val="0"/>
-          <w:numId w:val="26"/>
-        </w:numPr>
-        <w:suppressAutoHyphens w:val="0"/>
-        <w:autoSpaceDN/>
-        <w:spacing w:line="240" w:lineRule="auto"/>
-        <w:textAlignment w:val="auto"/>
-      </w:pPr>
-      <w:r>
-        <w:t xml:space="preserve">Define what the AI system does, its purpose, and its intended use case. </w:t>
-      </w:r>
-    </w:p>
-    <w:p>
-      <w:pPr>
-        <w:pStyle w:val="ListParagraph"/>
-        <w:numPr>
-          <w:ilvl w:val="0"/>
-          <w:numId w:val="26"/>
-        </w:numPr>
-        <w:suppressAutoHyphens w:val="0"/>
-        <w:autoSpaceDN/>
-        <w:spacing w:line="240" w:lineRule="auto"/>
-        <w:textAlignment w:val="auto"/>
-      </w:pPr>
-      <w:r>
-        <w:t xml:space="preserve">Specify the sector it operates in (e.g., healthcare, finance, education, transportation). </w:t>
-      </w:r>
-    </w:p>
-    <w:p>
-      <w:pPr>
-        <w:pStyle w:val="ListParagraph"/>
-        <w:numPr>
-          <w:ilvl w:val="0"/>
-          <w:numId w:val="26"/>
-        </w:numPr>
-        <w:suppressAutoHyphens w:val="0"/>
-        <w:autoSpaceDN/>
-        <w:spacing w:line="240" w:lineRule="auto"/>
-        <w:textAlignment w:val="auto"/>
-      </w:pPr>
-      <w:r>
-        <w:t>Identify the key functionalities and how the system interacts with users or processes data.</w:t>
-      </w:r>
-    </w:p>
-    <w:p>
-      <w:pPr>
-        <w:suppressAutoHyphens w:val="0"/>
-        <w:autoSpaceDN/>
-        <w:spacing w:line="240" w:lineRule="auto"/>
-        <w:textAlignment w:val="auto"/>
-      </w:pPr>
-    </w:p>
-    <w:p>
-      <w:pPr>
-        <w:pStyle w:val="ListParagraph"/>
-        <w:numPr>
-          <w:ilvl w:val="1"/>
-          <w:numId w:val="9"/>
-        </w:numPr>
+      <w:r>
         <w:rPr>
           <w:rFonts w:eastAsia="Times New Roman"/>
           <w:b/>
@@ -698,8 +716,110 @@
           <w:sz w:val="20"/>
           <w:szCs w:val="26"/>
         </w:rPr>
-      </w:pPr>
-      <w:r>
+        <w:t>The level of risk</w:t>
+      </w:r>
+    </w:p>
+    <w:p>
+      <w:pPr>
+        <w:suppressAutoHyphens w:val="0"/>
+        <w:autoSpaceDN/>
+        <w:spacing w:line="240" w:lineRule="auto"/>
+        <w:textAlignment w:val="auto"/>
+      </w:pPr>
+    </w:p>
+    <w:p>
+      <w:pPr>
+        <w:suppressAutoHyphens w:val="0"/>
+        <w:autoSpaceDN/>
+        <w:spacing w:line="240" w:lineRule="auto"/>
+        <w:textAlignment w:val="auto"/>
+      </w:pPr>
+      <w:r>
+        <w:t xml:space="preserve">The level of risk associated with our AI system is </w:t>
+      </w:r>
+      <w:r>
+        <w:rPr>
+          <w:b/>
+          <w:bCs/>
+        </w:rPr>
+        <w:t>Limited Risk</w:t>
+      </w:r>
+      <w:r>
+        <w:rPr>
+          <w:b/>
+          <w:bCs/>
+        </w:rPr>
+        <w:t xml:space="preserve">. </w:t>
+      </w:r>
+      <w:r>
+        <w:t xml:space="preserve">It does not fall under </w:t>
+      </w:r>
+      <w:r>
+        <w:rPr>
+          <w:b/>
+          <w:bCs/>
+        </w:rPr>
+        <w:t>prohibited</w:t>
+      </w:r>
+      <w:r>
+        <w:t xml:space="preserve"> practices, as it has no subliminal manipulation and no social scoring. It also does not fall </w:t>
+      </w:r>
+      <w:r>
+        <w:rPr>
+          <w:b/>
+          <w:bCs/>
+        </w:rPr>
+        <w:t>high-risk</w:t>
+      </w:r>
+      <w:r>
+        <w:t xml:space="preserve"> category, because it does not list AI for general investment forecasting tools. </w:t>
+      </w:r>
+    </w:p>
+    <w:p>
+      <w:pPr>
+        <w:suppressAutoHyphens w:val="0"/>
+        <w:autoSpaceDN/>
+        <w:spacing w:line="240" w:lineRule="auto"/>
+        <w:textAlignment w:val="auto"/>
+      </w:pPr>
+      <w:r>
+        <w:t xml:space="preserve">Although, the AI system is above </w:t>
+      </w:r>
+      <w:r>
+        <w:rPr>
+          <w:b/>
+          <w:bCs/>
+        </w:rPr>
+        <w:t xml:space="preserve">Minimal Risk </w:t>
+      </w:r>
+      <w:r>
+        <w:t xml:space="preserve">because it does generate AI output that interacts with humans that can potentially influence financial decisions. The system processes public market data and outputs a direction signal. Additionally, the system mentions “not financial advice” disclaimer. Thus, the system falls under </w:t>
+      </w:r>
+      <w:r>
+        <w:rPr>
+          <w:b/>
+          <w:bCs/>
+        </w:rPr>
+        <w:t xml:space="preserve">Limited Risk </w:t>
+      </w:r>
+      <w:r>
+        <w:t>category.</w:t>
+      </w:r>
+    </w:p>
+    <w:p>
+      <w:pPr>
+        <w:suppressAutoHyphens w:val="0"/>
+        <w:autoSpaceDN/>
+        <w:spacing w:line="240" w:lineRule="auto"/>
+        <w:textAlignment w:val="auto"/>
+      </w:pPr>
+    </w:p>
+    <w:p>
+      <w:pPr>
+        <w:suppressAutoHyphens w:val="0"/>
+        <w:autoSpaceDN/>
+        <w:spacing w:line="240" w:lineRule="auto"/>
+        <w:textAlignment w:val="auto"/>
         <w:rPr>
           <w:rFonts w:eastAsia="Times New Roman"/>
           <w:b/>
@@ -707,63 +827,8 @@
           <w:sz w:val="20"/>
           <w:szCs w:val="26"/>
         </w:rPr>
-        <w:t>The level of risk</w:t>
-      </w:r>
-    </w:p>
-    <w:p>
-      <w:pPr>
-        <w:suppressAutoHyphens w:val="0"/>
-        <w:autoSpaceDN/>
-        <w:spacing w:line="240" w:lineRule="auto"/>
-        <w:textAlignment w:val="auto"/>
-      </w:pPr>
-    </w:p>
-    <w:p>
-      <w:pPr>
-        <w:pStyle w:val="ListParagraph"/>
-        <w:numPr>
-          <w:ilvl w:val="0"/>
-          <w:numId w:val="27"/>
-        </w:numPr>
-        <w:suppressAutoHyphens w:val="0"/>
-        <w:autoSpaceDN/>
-        <w:spacing w:line="240" w:lineRule="auto"/>
-        <w:textAlignment w:val="auto"/>
-      </w:pPr>
-      <w:r>
-        <w:t xml:space="preserve">Based on The EU Artificial Intelligence Act, identify the level of risk associated with the AI system you intend to propose. </w:t>
-      </w:r>
-    </w:p>
-    <w:p>
-      <w:pPr>
-        <w:pStyle w:val="ListParagraph"/>
-        <w:numPr>
-          <w:ilvl w:val="0"/>
-          <w:numId w:val="27"/>
-        </w:numPr>
-        <w:suppressAutoHyphens w:val="0"/>
-        <w:autoSpaceDN/>
-        <w:spacing w:line="240" w:lineRule="auto"/>
-        <w:textAlignment w:val="auto"/>
-      </w:pPr>
-      <w:r>
-        <w:t>Combining the literature and characteristics/ functionalities of your AI system, explain why your system falls under this risk category.</w:t>
-      </w:r>
-    </w:p>
-    <w:p>
-      <w:pPr>
-        <w:suppressAutoHyphens w:val="0"/>
-        <w:autoSpaceDN/>
-        <w:spacing w:line="240" w:lineRule="auto"/>
-        <w:textAlignment w:val="auto"/>
-      </w:pPr>
-    </w:p>
-    <w:p>
-      <w:pPr>
-        <w:suppressAutoHyphens w:val="0"/>
-        <w:autoSpaceDN/>
-        <w:spacing w:line="240" w:lineRule="auto"/>
-        <w:textAlignment w:val="auto"/>
+      </w:pPr>
+      <w:r>
         <w:rPr>
           <w:rFonts w:eastAsia="Times New Roman"/>
           <w:b/>
@@ -771,6 +836,19 @@
           <w:sz w:val="20"/>
           <w:szCs w:val="26"/>
         </w:rPr>
+        <w:t>1.3 Legal obligations and requirements</w:t>
+      </w:r>
+    </w:p>
+    <w:p>
+      <w:pPr>
+        <w:pStyle w:val="a6"/>
+        <w:ind w:left="360"/>
+        <w:rPr>
+          <w:rFonts w:eastAsia="Times New Roman"/>
+          <w:bCs/>
+          <w:color w:val="3CB4E5"/>
+          <w:szCs w:val="18"/>
+        </w:rPr>
       </w:pPr>
       <w:r>
         <w:rPr>
@@ -780,21 +858,540 @@
           <w:sz w:val="20"/>
           <w:szCs w:val="26"/>
         </w:rPr>
-        <w:t>1.3 Legal obligations and requirements</w:t>
+        <w:t xml:space="preserve"> </w:t>
       </w:r>
     </w:p>
     <w:p>
       <w:pPr>
-        <w:pStyle w:val="ListParagraph"/>
+        <w:pStyle w:val="font-claude-response-body"/>
         <w:ind w:left="360"/>
         <w:rPr>
-          <w:rFonts w:eastAsia="Times New Roman"/>
+          <w:rFonts w:ascii="Open Sans" w:hAnsi="Open Sans" w:cs="Open Sans"/>
+          <w:sz w:val="18"/>
+          <w:szCs w:val="18"/>
+        </w:rPr>
+      </w:pPr>
+      <w:r>
+        <w:rPr>
+          <w:rFonts w:ascii="Open Sans" w:hAnsi="Open Sans" w:cs="Open Sans"/>
+          <w:sz w:val="18"/>
+          <w:szCs w:val="18"/>
+        </w:rPr>
+        <w:t xml:space="preserve">Because the Forecaster is classified as Limited Risk, the central obligation is </w:t>
+      </w:r>
+      <w:r>
+        <w:rPr>
+          <w:rStyle w:val="ac"/>
+          <w:rFonts w:ascii="Open Sans" w:hAnsi="Open Sans" w:cs="Open Sans"/>
+          <w:sz w:val="18"/>
+          <w:szCs w:val="18"/>
+        </w:rPr>
+        <w:t>transparency toward end users</w:t>
+      </w:r>
+      <w:r>
+        <w:rPr>
+          <w:rFonts w:ascii="Open Sans" w:hAnsi="Open Sans" w:cs="Open Sans"/>
+          <w:sz w:val="18"/>
+          <w:szCs w:val="18"/>
+        </w:rPr>
+        <w:t xml:space="preserve"> under Article 50 of the AI Act, complemented by a small set of horizontal duties that apply to </w:t>
+      </w:r>
+      <w:r>
+        <w:rPr>
+          <w:rStyle w:val="af"/>
+          <w:rFonts w:ascii="Open Sans" w:hAnsi="Open Sans" w:cs="Open Sans"/>
+          <w:i w:val="0"/>
+          <w:iCs w:val="0"/>
+          <w:sz w:val="18"/>
+          <w:szCs w:val="18"/>
+        </w:rPr>
+        <w:t>all</w:t>
+      </w:r>
+      <w:r>
+        <w:rPr>
+          <w:rFonts w:ascii="Open Sans" w:hAnsi="Open Sans" w:cs="Open Sans"/>
+          <w:sz w:val="18"/>
+          <w:szCs w:val="18"/>
+        </w:rPr>
+        <w:t xml:space="preserve"> providers regardless of risk level.</w:t>
+      </w:r>
+    </w:p>
+    <w:p>
+      <w:pPr>
+        <w:pStyle w:val="font-claude-response-body"/>
+        <w:ind w:left="360"/>
+        <w:rPr>
+          <w:rFonts w:ascii="Open Sans" w:hAnsi="Open Sans" w:cs="Open Sans"/>
+          <w:sz w:val="18"/>
+          <w:szCs w:val="18"/>
+        </w:rPr>
+      </w:pPr>
+      <w:r>
+        <w:rPr>
+          <w:rStyle w:val="ac"/>
+          <w:rFonts w:ascii="Open Sans" w:hAnsi="Open Sans" w:cs="Open Sans"/>
+          <w:sz w:val="18"/>
+          <w:szCs w:val="18"/>
+        </w:rPr>
+        <w:t>1. Transparency obligation Article 50(1) AI Act</w:t>
+      </w:r>
+      <w:r>
+        <w:rPr>
+          <w:rFonts w:ascii="Open Sans" w:hAnsi="Open Sans" w:cs="Open Sans"/>
+          <w:sz w:val="18"/>
+          <w:szCs w:val="18"/>
+        </w:rPr>
+        <w:t xml:space="preserve"> Providers of AI systems intended to interact directly with natural persons must ensure that users are informed they are interacting with an AI system, unless this is obvious from the context. The dashboard displays a clear statement that predictions are generated by a machine learning model, satisfies this requirement. Recital 132 of the AI Act reinforces this: users should be put in a position to make an </w:t>
+      </w:r>
+      <w:r>
+        <w:rPr>
+          <w:rStyle w:val="af"/>
+          <w:rFonts w:ascii="Open Sans" w:hAnsi="Open Sans" w:cs="Open Sans"/>
+          <w:i w:val="0"/>
+          <w:iCs w:val="0"/>
+          <w:sz w:val="18"/>
+          <w:szCs w:val="18"/>
+        </w:rPr>
+        <w:t>informed choice</w:t>
+      </w:r>
+      <w:r>
+        <w:rPr>
+          <w:rFonts w:ascii="Open Sans" w:hAnsi="Open Sans" w:cs="Open Sans"/>
+          <w:sz w:val="18"/>
+          <w:szCs w:val="18"/>
+        </w:rPr>
+        <w:t xml:space="preserve"> about whether to act on AI-generated output.</w:t>
+      </w:r>
+    </w:p>
+    <w:p>
+      <w:pPr>
+        <w:pStyle w:val="font-claude-response-body"/>
+        <w:ind w:left="360"/>
+        <w:rPr>
+          <w:rFonts w:ascii="Open Sans" w:hAnsi="Open Sans" w:cs="Open Sans"/>
+          <w:sz w:val="18"/>
+          <w:szCs w:val="18"/>
+        </w:rPr>
+      </w:pPr>
+      <w:r>
+        <w:rPr>
+          <w:rStyle w:val="ac"/>
+          <w:rFonts w:ascii="Open Sans" w:hAnsi="Open Sans" w:cs="Open Sans"/>
+          <w:sz w:val="18"/>
+          <w:szCs w:val="18"/>
+        </w:rPr>
+        <w:t>2. Marking and labelling of AI-generated output — Article 50(2)</w:t>
+      </w:r>
+      <w:proofErr w:type="gramStart"/>
+      <w:r>
+        <w:rPr>
+          <w:rStyle w:val="ac"/>
+          <w:rFonts w:ascii="Open Sans" w:hAnsi="Open Sans" w:cs="Open Sans"/>
+          <w:sz w:val="18"/>
+          <w:szCs w:val="18"/>
+        </w:rPr>
+        <w:t>–(</w:t>
+      </w:r>
+      <w:proofErr w:type="gramEnd"/>
+      <w:r>
+        <w:rPr>
+          <w:rStyle w:val="ac"/>
+          <w:rFonts w:ascii="Open Sans" w:hAnsi="Open Sans" w:cs="Open Sans"/>
+          <w:sz w:val="18"/>
+          <w:szCs w:val="18"/>
+        </w:rPr>
+        <w:t>4) AI Act</w:t>
+      </w:r>
+      <w:r>
+        <w:rPr>
+          <w:rFonts w:ascii="Open Sans" w:hAnsi="Open Sans" w:cs="Open Sans"/>
+          <w:sz w:val="18"/>
+          <w:szCs w:val="18"/>
+        </w:rPr>
+        <w:t xml:space="preserve"> While the strictest version of this rule targets generative AI (deepfakes, synthetic text), the underlying principle</w:t>
+      </w:r>
+      <w:r>
+        <w:rPr>
+          <w:rFonts w:ascii="Open Sans" w:hAnsi="Open Sans" w:cs="Open Sans"/>
+          <w:sz w:val="18"/>
+          <w:szCs w:val="18"/>
+        </w:rPr>
+        <w:t xml:space="preserve">, </w:t>
+      </w:r>
+      <w:r>
+        <w:rPr>
+          <w:rFonts w:ascii="Open Sans" w:hAnsi="Open Sans" w:cs="Open Sans"/>
+          <w:sz w:val="18"/>
+          <w:szCs w:val="18"/>
+        </w:rPr>
+        <w:t>that AI output must be identifiable as such</w:t>
+      </w:r>
+      <w:r>
+        <w:rPr>
+          <w:rFonts w:ascii="Open Sans" w:hAnsi="Open Sans" w:cs="Open Sans"/>
+          <w:sz w:val="18"/>
+          <w:szCs w:val="18"/>
+        </w:rPr>
+        <w:t>,</w:t>
+      </w:r>
+      <w:r>
+        <w:rPr>
+          <w:rFonts w:ascii="Open Sans" w:hAnsi="Open Sans" w:cs="Open Sans"/>
+          <w:sz w:val="18"/>
+          <w:szCs w:val="18"/>
+        </w:rPr>
+        <w:t xml:space="preserve"> applies. Each prediction in the dashboard is labelled as a model output, accompanied by the model's confidence score and a "this is not financial advice" disclaimer. This aligns with the European Commission's guidance on trustworthy AI, which lists "transparency and </w:t>
+      </w:r>
+      <w:proofErr w:type="spellStart"/>
+      <w:r>
+        <w:rPr>
+          <w:rFonts w:ascii="Open Sans" w:hAnsi="Open Sans" w:cs="Open Sans"/>
+          <w:sz w:val="18"/>
+          <w:szCs w:val="18"/>
+        </w:rPr>
+        <w:t>explainability</w:t>
+      </w:r>
+      <w:proofErr w:type="spellEnd"/>
+      <w:r>
+        <w:rPr>
+          <w:rFonts w:ascii="Open Sans" w:hAnsi="Open Sans" w:cs="Open Sans"/>
+          <w:sz w:val="18"/>
+          <w:szCs w:val="18"/>
+        </w:rPr>
+        <w:t xml:space="preserve">" as a core requirement (HLEG, </w:t>
+      </w:r>
+      <w:r>
+        <w:rPr>
+          <w:rStyle w:val="af"/>
+          <w:rFonts w:ascii="Open Sans" w:hAnsi="Open Sans" w:cs="Open Sans"/>
+          <w:sz w:val="18"/>
+          <w:szCs w:val="18"/>
+        </w:rPr>
+        <w:t>Ethics Guidelines for Trustworthy AI</w:t>
+      </w:r>
+      <w:r>
+        <w:rPr>
+          <w:rFonts w:ascii="Open Sans" w:hAnsi="Open Sans" w:cs="Open Sans"/>
+          <w:sz w:val="18"/>
+          <w:szCs w:val="18"/>
+        </w:rPr>
+        <w:t>, 2019).</w:t>
+      </w:r>
+    </w:p>
+    <w:p>
+      <w:pPr>
+        <w:pStyle w:val="font-claude-response-body"/>
+        <w:ind w:left="360"/>
+        <w:rPr>
+          <w:rFonts w:ascii="Open Sans" w:hAnsi="Open Sans" w:cs="Open Sans"/>
+          <w:sz w:val="18"/>
+          <w:szCs w:val="18"/>
+        </w:rPr>
+      </w:pPr>
+      <w:r>
+        <w:rPr>
+          <w:rStyle w:val="ac"/>
+          <w:rFonts w:ascii="Open Sans" w:hAnsi="Open Sans" w:cs="Open Sans"/>
+          <w:sz w:val="18"/>
+          <w:szCs w:val="18"/>
+        </w:rPr>
+        <w:t>3. AI literacy of staff Article 4 AI Act</w:t>
+      </w:r>
+      <w:r>
+        <w:rPr>
+          <w:rFonts w:ascii="Open Sans" w:hAnsi="Open Sans" w:cs="Open Sans"/>
+          <w:sz w:val="18"/>
+          <w:szCs w:val="18"/>
+        </w:rPr>
+        <w:t xml:space="preserve"> This obligation applies to </w:t>
+      </w:r>
+      <w:r>
+        <w:rPr>
+          <w:rStyle w:val="af"/>
+          <w:rFonts w:ascii="Open Sans" w:hAnsi="Open Sans" w:cs="Open Sans"/>
+          <w:i w:val="0"/>
+          <w:iCs w:val="0"/>
+          <w:sz w:val="18"/>
+          <w:szCs w:val="18"/>
+        </w:rPr>
+        <w:t>all</w:t>
+      </w:r>
+      <w:r>
+        <w:rPr>
+          <w:rFonts w:ascii="Open Sans" w:hAnsi="Open Sans" w:cs="Open Sans"/>
+          <w:sz w:val="18"/>
+          <w:szCs w:val="18"/>
+        </w:rPr>
+        <w:t xml:space="preserve"> providers and deployers irrespective of risk classification. Team members building, operating, or maintaining the Forecaster must have a sufficient level of AI literacy — understanding of how the model works, its limitations, and its risks. Within the project, this is evidenced by the documentation in the model training notebooks (limitations tables, F1 interpretation guides) and the design report.</w:t>
+      </w:r>
+    </w:p>
+    <w:p>
+      <w:pPr>
+        <w:pStyle w:val="font-claude-response-body"/>
+        <w:ind w:left="360"/>
+        <w:rPr>
+          <w:rFonts w:ascii="Open Sans" w:hAnsi="Open Sans" w:cs="Open Sans"/>
+          <w:sz w:val="18"/>
+          <w:szCs w:val="18"/>
+        </w:rPr>
+      </w:pPr>
+      <w:r>
+        <w:rPr>
+          <w:rStyle w:val="ac"/>
+          <w:rFonts w:ascii="Open Sans" w:hAnsi="Open Sans" w:cs="Open Sans"/>
+          <w:sz w:val="18"/>
+          <w:szCs w:val="18"/>
+        </w:rPr>
+        <w:t>4. Voluntary codes of conduct — Article 95 AI Act</w:t>
+      </w:r>
+      <w:r>
+        <w:rPr>
+          <w:rFonts w:ascii="Open Sans" w:hAnsi="Open Sans" w:cs="Open Sans"/>
+          <w:sz w:val="18"/>
+          <w:szCs w:val="18"/>
+        </w:rPr>
+        <w:t xml:space="preserve"> For non-High-Risk systems, the AI Act explicitly </w:t>
+      </w:r>
+      <w:r>
+        <w:rPr>
+          <w:rStyle w:val="af"/>
+          <w:rFonts w:ascii="Open Sans" w:hAnsi="Open Sans" w:cs="Open Sans"/>
+          <w:sz w:val="18"/>
+          <w:szCs w:val="18"/>
+        </w:rPr>
+        <w:t>encourages</w:t>
+      </w:r>
+      <w:r>
+        <w:rPr>
+          <w:rFonts w:ascii="Open Sans" w:hAnsi="Open Sans" w:cs="Open Sans"/>
+          <w:sz w:val="18"/>
+          <w:szCs w:val="18"/>
+        </w:rPr>
+        <w:t xml:space="preserve"> (but does not require) providers to voluntarily adopt some High-Risk requirements where practical, </w:t>
+      </w:r>
+      <w:r>
+        <w:rPr>
+          <w:rFonts w:ascii="Open Sans" w:hAnsi="Open Sans" w:cs="Open Sans"/>
+          <w:sz w:val="18"/>
+          <w:szCs w:val="18"/>
+        </w:rPr>
+        <w:lastRenderedPageBreak/>
+        <w:t>for example: clear documentation, human oversight mechanisms, and basic record-keeping. The team applies several of these voluntarily</w:t>
+      </w:r>
+      <w:r>
+        <w:rPr>
+          <w:rFonts w:ascii="Open Sans" w:hAnsi="Open Sans" w:cs="Open Sans"/>
+          <w:sz w:val="18"/>
+          <w:szCs w:val="18"/>
+        </w:rPr>
+        <w:t>:</w:t>
+      </w:r>
+      <w:r>
+        <w:rPr>
+          <w:rFonts w:ascii="Open Sans" w:hAnsi="Open Sans" w:cs="Open Sans"/>
+          <w:sz w:val="18"/>
+          <w:szCs w:val="18"/>
+        </w:rPr>
+        <w:t xml:space="preserve"> logging, version-controlled notebooks, model cards in the report</w:t>
+      </w:r>
+      <w:r>
+        <w:rPr>
+          <w:rFonts w:ascii="Open Sans" w:hAnsi="Open Sans" w:cs="Open Sans"/>
+          <w:sz w:val="18"/>
+          <w:szCs w:val="18"/>
+        </w:rPr>
+        <w:t>. That</w:t>
+      </w:r>
+      <w:r>
+        <w:rPr>
+          <w:rFonts w:ascii="Open Sans" w:hAnsi="Open Sans" w:cs="Open Sans"/>
+          <w:sz w:val="18"/>
+          <w:szCs w:val="18"/>
+        </w:rPr>
+        <w:t xml:space="preserve"> improves trustworthiness without legal obligation.</w:t>
+      </w:r>
+    </w:p>
+    <w:p>
+      <w:pPr>
+        <w:pStyle w:val="font-claude-response-body"/>
+        <w:ind w:left="360"/>
+        <w:rPr>
+          <w:rFonts w:ascii="Open Sans" w:hAnsi="Open Sans" w:cs="Open Sans"/>
+          <w:sz w:val="18"/>
+          <w:szCs w:val="18"/>
+        </w:rPr>
+      </w:pPr>
+      <w:r>
+        <w:rPr>
+          <w:rStyle w:val="ac"/>
+          <w:rFonts w:ascii="Open Sans" w:hAnsi="Open Sans" w:cs="Open Sans"/>
+          <w:sz w:val="18"/>
+          <w:szCs w:val="18"/>
+        </w:rPr>
+        <w:t>5. General product safety law (residual)</w:t>
+      </w:r>
+      <w:r>
+        <w:rPr>
+          <w:rFonts w:ascii="Open Sans" w:hAnsi="Open Sans" w:cs="Open Sans"/>
+          <w:sz w:val="18"/>
+          <w:szCs w:val="18"/>
+        </w:rPr>
+        <w:t xml:space="preserve"> Because the AI Act is </w:t>
+      </w:r>
+      <w:r>
+        <w:rPr>
+          <w:rStyle w:val="af"/>
+          <w:rFonts w:ascii="Open Sans" w:hAnsi="Open Sans" w:cs="Open Sans"/>
+          <w:b/>
           <w:bCs/>
-          <w:color w:val="3CB4E5"/>
+          <w:i w:val="0"/>
+          <w:iCs w:val="0"/>
+          <w:sz w:val="18"/>
           <w:szCs w:val="18"/>
         </w:rPr>
-      </w:pPr>
-      <w:r>
+        <w:t xml:space="preserve">lex </w:t>
+      </w:r>
+      <w:proofErr w:type="spellStart"/>
+      <w:r>
+        <w:rPr>
+          <w:rStyle w:val="af"/>
+          <w:rFonts w:ascii="Open Sans" w:hAnsi="Open Sans" w:cs="Open Sans"/>
+          <w:b/>
+          <w:bCs/>
+          <w:i w:val="0"/>
+          <w:iCs w:val="0"/>
+          <w:sz w:val="18"/>
+          <w:szCs w:val="18"/>
+        </w:rPr>
+        <w:t>specialis</w:t>
+      </w:r>
+      <w:proofErr w:type="spellEnd"/>
+      <w:r>
+        <w:rPr>
+          <w:rFonts w:ascii="Open Sans" w:hAnsi="Open Sans" w:cs="Open Sans"/>
+          <w:sz w:val="18"/>
+          <w:szCs w:val="18"/>
+        </w:rPr>
+        <w:t xml:space="preserve"> but does not displace general EU consumer-protection law, the Unfair Commercial Practices Directive (2005/29/EC) still applies: marketing of the tool must not mislead users about its accuracy or capabilities. This is why the proposal and dashboard consistently frame the system as a </w:t>
+      </w:r>
+      <w:r>
+        <w:rPr>
+          <w:rStyle w:val="af"/>
+          <w:rFonts w:ascii="Open Sans" w:hAnsi="Open Sans" w:cs="Open Sans"/>
+          <w:b/>
+          <w:bCs/>
+          <w:i w:val="0"/>
+          <w:iCs w:val="0"/>
+          <w:sz w:val="18"/>
+          <w:szCs w:val="18"/>
+        </w:rPr>
+        <w:t>decision-support tool</w:t>
+      </w:r>
+      <w:r>
+        <w:rPr>
+          <w:rFonts w:ascii="Open Sans" w:hAnsi="Open Sans" w:cs="Open Sans"/>
+          <w:sz w:val="18"/>
+          <w:szCs w:val="18"/>
+        </w:rPr>
+        <w:t>, not a guaranteed prediction engine.</w:t>
+      </w:r>
+    </w:p>
+    <w:p>
+      <w:pPr>
+        <w:pStyle w:val="font-claude-response-body"/>
+        <w:rPr>
+          <w:rFonts w:ascii="Open Sans" w:hAnsi="Open Sans" w:cs="Open Sans"/>
+          <w:sz w:val="18"/>
+          <w:szCs w:val="18"/>
+        </w:rPr>
+      </w:pPr>
+      <w:r>
+        <w:rPr>
+          <w:rFonts w:ascii="Open Sans" w:hAnsi="Open Sans" w:cs="Open Sans"/>
+          <w:sz w:val="18"/>
+          <w:szCs w:val="18"/>
+        </w:rPr>
+        <w:t>T</w:t>
+      </w:r>
+      <w:r>
+        <w:rPr>
+          <w:rFonts w:ascii="Open Sans" w:hAnsi="Open Sans" w:cs="Open Sans"/>
+          <w:sz w:val="18"/>
+          <w:szCs w:val="18"/>
+        </w:rPr>
+        <w:t>he Forecaster includes everything the AI Act requires of a transparent, user-facing predictive tool, and excludes the heavy-duty High-Risk machinery that the regulation deliberately reserves for systems with materially greater potential for harm.</w:t>
+      </w:r>
+    </w:p>
+    <w:p>
+      <w:pPr>
+        <w:suppressAutoHyphens w:val="0"/>
+        <w:autoSpaceDN/>
+        <w:spacing w:line="240" w:lineRule="auto"/>
+        <w:textAlignment w:val="auto"/>
+      </w:pPr>
+    </w:p>
+    <w:p>
+      <w:pPr>
+        <w:suppressAutoHyphens w:val="0"/>
+        <w:autoSpaceDN/>
+        <w:spacing w:line="240" w:lineRule="auto"/>
+        <w:textAlignment w:val="auto"/>
+      </w:pPr>
+    </w:p>
+    <w:p>
+      <w:pPr>
+        <w:suppressAutoHyphens w:val="0"/>
+        <w:autoSpaceDN/>
+        <w:spacing w:line="240" w:lineRule="auto"/>
+        <w:textAlignment w:val="auto"/>
+      </w:pPr>
+    </w:p>
+    <w:p>
+      <w:pPr>
+        <w:pStyle w:val="1"/>
+        <w:numPr>
+          <w:ilvl w:val="0"/>
+          <w:numId w:val="0"/>
+        </w:numPr>
+        <w:ind w:left="397" w:hanging="397"/>
+      </w:pPr>
+      <w:bookmarkStart w:id="4" w:name="_Toc276312716"/>
+      <w:r>
+        <w:t xml:space="preserve">Task </w:t>
+      </w:r>
+      <w:r>
+        <w:t>4</w:t>
+      </w:r>
+      <w:r>
+        <w:t xml:space="preserve">.2: </w:t>
+      </w:r>
+      <w:r>
+        <w:t>AI System Development: Legal Risk</w:t>
+      </w:r>
+      <w:r>
+        <w:t xml:space="preserve"> </w:t>
+      </w:r>
+      <w:r>
+        <w:t>Assessment</w:t>
+      </w:r>
+      <w:r>
+        <w:t>.</w:t>
+      </w:r>
+      <w:r>
+        <w:t xml:space="preserve"> </w:t>
+      </w:r>
+      <w:r>
+        <w:t>(Group Task)</w:t>
+      </w:r>
+      <w:bookmarkEnd w:id="4"/>
+    </w:p>
+    <w:p>
+      <w:pPr>
+        <w:pStyle w:val="a6"/>
+        <w:numPr>
+          <w:ilvl w:val="1"/>
+          <w:numId w:val="33"/>
+        </w:numPr>
         <w:rPr>
           <w:rFonts w:eastAsia="Times New Roman"/>
           <w:b/>
@@ -802,111 +1399,8 @@
           <w:sz w:val="20"/>
           <w:szCs w:val="26"/>
         </w:rPr>
-        <w:t xml:space="preserve"> </w:t>
-      </w:r>
-    </w:p>
-    <w:p>
-      <w:pPr>
-        <w:pStyle w:val="ListParagraph"/>
-        <w:numPr>
-          <w:ilvl w:val="0"/>
-          <w:numId w:val="27"/>
-        </w:numPr>
-        <w:suppressAutoHyphens w:val="0"/>
-        <w:autoSpaceDN/>
-        <w:spacing w:line="240" w:lineRule="auto"/>
-        <w:textAlignment w:val="auto"/>
-      </w:pPr>
-      <w:r>
-        <w:t>Lists the legal obligations that apply based on the risk level.</w:t>
-      </w:r>
-    </w:p>
-    <w:p>
-      <w:pPr>
-        <w:pStyle w:val="ListParagraph"/>
-        <w:numPr>
-          <w:ilvl w:val="0"/>
-          <w:numId w:val="27"/>
-        </w:numPr>
-        <w:suppressAutoHyphens w:val="0"/>
-        <w:autoSpaceDN/>
-        <w:spacing w:line="240" w:lineRule="auto"/>
-        <w:textAlignment w:val="auto"/>
-      </w:pPr>
-      <w:r>
-        <w:t>Explain the reasoning behind including and excluding certain legal requirements and obligations. </w:t>
-      </w:r>
-    </w:p>
-    <w:p>
-      <w:pPr>
-        <w:pStyle w:val="ListParagraph"/>
-        <w:numPr>
-          <w:ilvl w:val="0"/>
-          <w:numId w:val="27"/>
-        </w:numPr>
-        <w:suppressAutoHyphens w:val="0"/>
-        <w:autoSpaceDN/>
-        <w:spacing w:line="240" w:lineRule="auto"/>
-        <w:textAlignment w:val="auto"/>
-      </w:pPr>
-      <w:r>
-        <w:t>Provide a rationale based on important facts, details, examples, and explanations from multiple authoritative sources.</w:t>
-      </w:r>
-    </w:p>
-    <w:p>
-      <w:pPr>
-        <w:suppressAutoHyphens w:val="0"/>
-        <w:autoSpaceDN/>
-        <w:spacing w:line="240" w:lineRule="auto"/>
-        <w:textAlignment w:val="auto"/>
-      </w:pPr>
-    </w:p>
-    <w:p>
-      <w:pPr>
-        <w:pStyle w:val="Heading1"/>
-        <w:numPr>
-          <w:ilvl w:val="0"/>
-          <w:numId w:val="0"/>
-        </w:numPr>
-        <w:ind w:left="397" w:hanging="397"/>
-      </w:pPr>
-      <w:bookmarkStart w:id="4" w:name="_Toc276312716"/>
-      <w:r>
-        <w:t xml:space="preserve">Task </w:t>
-      </w:r>
-      <w:r>
-        <w:t>4</w:t>
-      </w:r>
-      <w:r>
-        <w:t xml:space="preserve">.2: </w:t>
-      </w:r>
-      <w:r>
-        <w:t>AI System Development: Legal Risk</w:t>
-      </w:r>
-      <w:r>
-        <w:t xml:space="preserve"> </w:t>
-      </w:r>
-      <w:r>
-        <w:t>Assessment</w:t>
-      </w:r>
-      <w:r>
-        <w:t>.</w:t>
-      </w:r>
-      <w:r>
-        <w:t xml:space="preserve"> </w:t>
-      </w:r>
-      <w:r>
-        <w:t>(Group Task)</w:t>
-      </w:r>
-      <w:bookmarkEnd w:id="4"/>
-    </w:p>
-    <w:p>
-      <w:pPr>
-        <w:pStyle w:val="ListParagraph"/>
-        <w:numPr>
-          <w:ilvl w:val="1"/>
-          <w:numId w:val="33"/>
-        </w:numPr>
+      </w:pPr>
+      <w:r>
         <w:rPr>
           <w:rFonts w:eastAsia="Times New Roman"/>
           <w:b/>
@@ -914,8 +1408,11 @@
           <w:sz w:val="20"/>
           <w:szCs w:val="26"/>
         </w:rPr>
-      </w:pPr>
-      <w:r>
+        <w:t>Developed AI system</w:t>
+      </w:r>
+    </w:p>
+    <w:p>
+      <w:pPr>
         <w:rPr>
           <w:rFonts w:eastAsia="Times New Roman"/>
           <w:b/>
@@ -923,11 +1420,111 @@
           <w:sz w:val="20"/>
           <w:szCs w:val="26"/>
         </w:rPr>
-        <w:t>Developed AI system</w:t>
-      </w:r>
+      </w:pPr>
     </w:p>
     <w:p>
       <w:pPr>
+        <w:spacing w:after="240"/>
+      </w:pPr>
+      <w:r>
+        <w:t xml:space="preserve">The developed AI system, </w:t>
+      </w:r>
+      <w:r>
+        <w:rPr>
+          <w:i/>
+          <w:iCs/>
+        </w:rPr>
+        <w:t>Day-to-Day Stock Price Predictor</w:t>
+      </w:r>
+      <w:r>
+        <w:t xml:space="preserve">, is a binary classification machine learning tool that predicts whether the next-day closing price of Microsoft Corporation (MSFT) will go up or down. The system combines </w:t>
+      </w:r>
+      <w:r>
+        <w:t>at least 5</w:t>
+      </w:r>
+      <w:r>
+        <w:t xml:space="preserve"> years (</w:t>
+      </w:r>
+      <w:r>
+        <w:t xml:space="preserve">at least January </w:t>
+      </w:r>
+      <w:r>
+        <w:t>201</w:t>
+      </w:r>
+      <w:r>
+        <w:t>9 and onward</w:t>
+      </w:r>
+      <w:r>
+        <w:t xml:space="preserve">) of MSFT daily OHLCV data with three exogenous market signals — gold closing price, crude oil closing price, and the VIX volatility index — engineered into lag features, rolling statistics, daily returns, and price ranges. Models are developed iteratively: Logistic Regression (baseline), Random Forest, </w:t>
+      </w:r>
+      <w:proofErr w:type="spellStart"/>
+      <w:r>
+        <w:t>XGBoost</w:t>
+      </w:r>
+      <w:proofErr w:type="spellEnd"/>
+      <w:r>
+        <w:t>, and an LSTM neural network, combined in a final stacking ensemble with a linear meta-learner trained on out-of-fold predictions. A time-based 80/20 train/test split prevents lookahead bias, and the F1 score is the primary evaluation metric.</w:t>
+      </w:r>
+    </w:p>
+    <w:p>
+      <w:pPr>
+        <w:spacing w:after="240"/>
+      </w:pPr>
+      <w:r>
+        <w:t xml:space="preserve">The system operates in the </w:t>
+      </w:r>
+      <w:r>
+        <w:rPr>
+          <w:b/>
+          <w:bCs/>
+        </w:rPr>
+        <w:t>financial services sector</w:t>
+      </w:r>
+      <w:r>
+        <w:t xml:space="preserve"> as a decision-support tool for retail investors. It is delivered as a </w:t>
+      </w:r>
+      <w:proofErr w:type="spellStart"/>
+      <w:r>
+        <w:t>Streamlit</w:t>
+      </w:r>
+      <w:proofErr w:type="spellEnd"/>
+      <w:r>
+        <w:t xml:space="preserve"> web dashboard backed by </w:t>
+      </w:r>
+      <w:proofErr w:type="gramStart"/>
+      <w:r>
+        <w:t>a</w:t>
+      </w:r>
+      <w:proofErr w:type="gramEnd"/>
+      <w:r>
+        <w:t xml:space="preserve"> SQLite database, containerized with Docker and Docker Compose, and reproducible through Poetry. The dashboard reads predictions directly from the SQLite predictions table, displays them alongside accuracy metrics and confusion matrix visualizations, and is accessible without registration. </w:t>
+      </w:r>
+      <w:r>
+        <w:rPr>
+          <w:b/>
+          <w:bCs/>
+        </w:rPr>
+        <w:t>No user accounts, authentication, billing, or tracking is implemented; the system processes only publicly available market data and stores no personal data.</w:t>
+      </w:r>
+      <w:r>
+        <w:t xml:space="preserve"> It does not execute trades or provide personalized investment advice — end users interpret the directional signal and make their own decisions.</w:t>
+      </w:r>
+    </w:p>
+    <w:p>
+      <w:pPr>
+        <w:suppressAutoHyphens w:val="0"/>
+        <w:autoSpaceDN/>
+        <w:spacing w:line="240" w:lineRule="auto"/>
+        <w:textAlignment w:val="auto"/>
+      </w:pPr>
+    </w:p>
+    <w:p>
+      <w:pPr>
+        <w:pStyle w:val="a6"/>
+        <w:numPr>
+          <w:ilvl w:val="1"/>
+          <w:numId w:val="33"/>
+        </w:numPr>
         <w:rPr>
           <w:rFonts w:eastAsia="Times New Roman"/>
           <w:b/>
@@ -936,102 +1533,13 @@
           <w:szCs w:val="26"/>
         </w:rPr>
       </w:pPr>
-    </w:p>
-    <w:p>
-      <w:pPr>
-        <w:spacing w:after="240"/>
-      </w:pPr>
-      <w:r>
-        <w:t xml:space="preserve">The developed AI system, </w:t>
-      </w:r>
-      <w:r>
-        <w:rPr>
-          <w:i/>
-          <w:iCs/>
-        </w:rPr>
-        <w:t>Day-to-Day Stock Price Predictor</w:t>
-      </w:r>
-      <w:r>
-        <w:t xml:space="preserve">, is a binary classification machine learning tool that predicts whether the next-day closing price of Microsoft Corporation (MSFT) will go up or down. The system combines </w:t>
-      </w:r>
-      <w:r>
-        <w:t>at least 5</w:t>
-      </w:r>
-      <w:r>
-        <w:t xml:space="preserve"> years (</w:t>
-      </w:r>
-      <w:r>
-        <w:t xml:space="preserve">at least January </w:t>
-      </w:r>
-      <w:r>
-        <w:t>201</w:t>
-      </w:r>
-      <w:r>
-        <w:t>9 and onward</w:t>
-      </w:r>
-      <w:r>
-        <w:t xml:space="preserve">) of MSFT daily OHLCV data with three exogenous market signals — gold closing price, crude oil closing price, and the VIX volatility index — engineered into lag features, rolling statistics, daily returns, and price ranges. Models are developed iteratively: Logistic Regression (baseline), Random Forest, </w:t>
-      </w:r>
-      <w:proofErr w:type="spellStart"/>
-      <w:r>
-        <w:t>XGBoost</w:t>
-      </w:r>
-      <w:proofErr w:type="spellEnd"/>
-      <w:r>
-        <w:t>, and an LSTM neural network, combined in a final stacking ensemble with a linear meta-learner trained on out-of-fold predictions. A time-based 80/20 train/test split prevents lookahead bias, and the F1 score is the primary evaluation metric.</w:t>
-      </w:r>
-    </w:p>
-    <w:p>
-      <w:pPr>
-        <w:spacing w:after="240"/>
-      </w:pPr>
-      <w:r>
-        <w:t xml:space="preserve">The system operates in the </w:t>
-      </w:r>
-      <w:r>
-        <w:rPr>
-          <w:b/>
-          <w:bCs/>
-        </w:rPr>
-        <w:t>financial services sector</w:t>
-      </w:r>
-      <w:r>
-        <w:t xml:space="preserve"> as a decision-support tool for retail investors. It is delivered as a </w:t>
-      </w:r>
-      <w:proofErr w:type="spellStart"/>
-      <w:r>
-        <w:t>Streamlit</w:t>
-      </w:r>
-      <w:proofErr w:type="spellEnd"/>
-      <w:r>
-        <w:t xml:space="preserve"> web dashboard backed by a SQLite database, containerized with Docker and Docker Compose, and reproducible through Poetry. The dashboard reads predictions directly from the SQLite predictions table, displays them alongside accuracy metrics and confusion matrix visualizations, and is accessible without registration. </w:t>
-      </w:r>
-      <w:r>
-        <w:rPr>
-          <w:b/>
-          <w:bCs/>
-        </w:rPr>
-        <w:t>No user accounts, authentication, billing, or tracking is implemented; the system processes only publicly available market data and stores no personal data.</w:t>
-      </w:r>
-      <w:r>
-        <w:t xml:space="preserve"> It does not execute trades or provide personalized investment advice — end users interpret the directional signal and make their own decisions.</w:t>
-      </w:r>
-    </w:p>
-    <w:p>
-      <w:pPr>
-        <w:suppressAutoHyphens w:val="0"/>
-        <w:autoSpaceDN/>
-        <w:spacing w:line="240" w:lineRule="auto"/>
-        <w:textAlignment w:val="auto"/>
-      </w:pPr>
-    </w:p>
-    <w:p>
-      <w:pPr>
-        <w:pStyle w:val="ListParagraph"/>
-        <w:numPr>
-          <w:ilvl w:val="1"/>
-          <w:numId w:val="33"/>
-        </w:numPr>
+      <w:r>
+        <w:t xml:space="preserve"> </w:t>
+      </w:r>
+      <w:r>
+        <w:t xml:space="preserve"> </w:t>
+      </w:r>
+      <w:r>
         <w:rPr>
           <w:rFonts w:eastAsia="Times New Roman"/>
           <w:b/>
@@ -1039,15 +1547,107 @@
           <w:sz w:val="20"/>
           <w:szCs w:val="26"/>
         </w:rPr>
-      </w:pPr>
+        <w:t>The level of risk</w:t>
+      </w:r>
+    </w:p>
+    <w:p>
+      <w:pPr>
+        <w:suppressAutoHyphens w:val="0"/>
+        <w:autoSpaceDN/>
+        <w:spacing w:line="240" w:lineRule="auto"/>
+        <w:textAlignment w:val="auto"/>
+      </w:pPr>
+    </w:p>
+    <w:p>
+      <w:pPr>
+        <w:suppressAutoHyphens w:val="0"/>
+        <w:autoSpaceDN/>
+        <w:spacing w:before="240" w:line="240" w:lineRule="auto"/>
+        <w:textAlignment w:val="auto"/>
+      </w:pPr>
+      <w:r>
+        <w:t xml:space="preserve">Under the EU AI Act (Regulation (EU) 2024/1689), the system is classified as </w:t>
+      </w:r>
+      <w:r>
+        <w:rPr>
+          <w:b/>
+          <w:bCs/>
+        </w:rPr>
+        <w:t>limited risk</w:t>
+      </w:r>
+      <w:r>
+        <w:t>.</w:t>
+      </w:r>
+    </w:p>
+    <w:p>
+      <w:pPr>
+        <w:suppressAutoHyphens w:val="0"/>
+        <w:autoSpaceDN/>
+        <w:spacing w:before="240" w:line="240" w:lineRule="auto"/>
+        <w:textAlignment w:val="auto"/>
+      </w:pPr>
+      <w:r>
+        <w:t>It is not unacceptable risk: it implements no practice prohibited under Article 5 (social scoring, subliminal manipulation, exploitation of vulnerabilities, real-time biometric identification).</w:t>
+      </w:r>
+    </w:p>
+    <w:p>
+      <w:pPr>
+        <w:suppressAutoHyphens w:val="0"/>
+        <w:autoSpaceDN/>
+        <w:spacing w:before="240" w:line="240" w:lineRule="auto"/>
+        <w:textAlignment w:val="auto"/>
+      </w:pPr>
+      <w:r>
+        <w:t xml:space="preserve">It is not high-risk under Annex III. The closest provision, point 5(b), covers AI used to evaluate the creditworthiness of natural persons. Recital 58 confirms </w:t>
+      </w:r>
+      <w:proofErr w:type="gramStart"/>
+      <w:r>
+        <w:t>this targets systems</w:t>
+      </w:r>
+      <w:proofErr w:type="gramEnd"/>
+      <w:r>
+        <w:t xml:space="preserve"> determining individuals' access to essential </w:t>
+      </w:r>
       <w:r>
         <w:lastRenderedPageBreak/>
-        <w:t xml:space="preserve"> </w:t>
-      </w:r>
-      <w:r>
-        <w:t xml:space="preserve"> </w:t>
-      </w:r>
-      <w:r>
+        <w:t>financial services such as loans or mortgages. The developed system forecasts an aggregate UP/DOWN direction for a single publicly traded equity, not creditworthiness of any user. It is also not a safety component under Article 6(1) or Annex I, and is not a general-purpose AI model under Articles 51–56 — it is a narrow task-specific binary classifier.</w:t>
+      </w:r>
+    </w:p>
+    <w:p>
+      <w:pPr>
+        <w:suppressAutoHyphens w:val="0"/>
+        <w:autoSpaceDN/>
+        <w:spacing w:before="240" w:line="240" w:lineRule="auto"/>
+        <w:textAlignment w:val="auto"/>
+      </w:pPr>
+      <w:r>
+        <w:t xml:space="preserve">It qualifies as </w:t>
+      </w:r>
+      <w:r>
+        <w:rPr>
+          <w:b/>
+          <w:bCs/>
+        </w:rPr>
+        <w:t>limited risk</w:t>
+      </w:r>
+      <w:r>
+        <w:t xml:space="preserve"> because it interacts directly with natural persons through a dashboard and produces outputs that inform their financial decisions — the scenario Article 50 transparency obligations address.</w:t>
+      </w:r>
+    </w:p>
+    <w:p>
+      <w:pPr>
+        <w:suppressAutoHyphens w:val="0"/>
+        <w:autoSpaceDN/>
+        <w:spacing w:line="240" w:lineRule="auto"/>
+        <w:textAlignment w:val="auto"/>
+      </w:pPr>
+    </w:p>
+    <w:p>
+      <w:pPr>
+        <w:suppressAutoHyphens w:val="0"/>
+        <w:autoSpaceDN/>
+        <w:spacing w:line="240" w:lineRule="auto"/>
+        <w:textAlignment w:val="auto"/>
         <w:rPr>
           <w:rFonts w:eastAsia="Times New Roman"/>
           <w:b/>
@@ -1055,95 +1655,8 @@
           <w:sz w:val="20"/>
           <w:szCs w:val="26"/>
         </w:rPr>
-        <w:t>The level of risk</w:t>
-      </w:r>
-    </w:p>
-    <w:p>
-      <w:pPr>
-        <w:suppressAutoHyphens w:val="0"/>
-        <w:autoSpaceDN/>
-        <w:spacing w:line="240" w:lineRule="auto"/>
-        <w:textAlignment w:val="auto"/>
-      </w:pPr>
-    </w:p>
-    <w:p>
-      <w:pPr>
-        <w:suppressAutoHyphens w:val="0"/>
-        <w:autoSpaceDN/>
-        <w:spacing w:before="240" w:line="240" w:lineRule="auto"/>
-        <w:textAlignment w:val="auto"/>
-      </w:pPr>
-      <w:r>
-        <w:t xml:space="preserve">Under the EU AI Act (Regulation (EU) 2024/1689), the system is classified as </w:t>
-      </w:r>
-      <w:r>
-        <w:rPr>
-          <w:b/>
-          <w:bCs/>
-        </w:rPr>
-        <w:t>limited risk</w:t>
-      </w:r>
-      <w:r>
-        <w:t>.</w:t>
-      </w:r>
-    </w:p>
-    <w:p>
-      <w:pPr>
-        <w:suppressAutoHyphens w:val="0"/>
-        <w:autoSpaceDN/>
-        <w:spacing w:before="240" w:line="240" w:lineRule="auto"/>
-        <w:textAlignment w:val="auto"/>
-      </w:pPr>
-      <w:r>
-        <w:t>It is not unacceptable risk: it implements no practice prohibited under Article 5 (social scoring, subliminal manipulation, exploitation of vulnerabilities, real-time biometric identification).</w:t>
-      </w:r>
-    </w:p>
-    <w:p>
-      <w:pPr>
-        <w:suppressAutoHyphens w:val="0"/>
-        <w:autoSpaceDN/>
-        <w:spacing w:before="240" w:line="240" w:lineRule="auto"/>
-        <w:textAlignment w:val="auto"/>
-      </w:pPr>
-      <w:r>
-        <w:t>It is not high-risk under Annex III. The closest provision, point 5(b), covers AI used to evaluate the creditworthiness of natural persons. Recital 58 confirms this targets systems determining individuals' access to essential financial services such as loans or mortgages. The developed system forecasts an aggregate UP/DOWN direction for a single publicly traded equity, not creditworthiness of any user. It is also not a safety component under Article 6(1) or Annex I, and is not a general-purpose AI model under Articles 51–56 — it is a narrow task-specific binary classifier.</w:t>
-      </w:r>
-    </w:p>
-    <w:p>
-      <w:pPr>
-        <w:suppressAutoHyphens w:val="0"/>
-        <w:autoSpaceDN/>
-        <w:spacing w:before="240" w:line="240" w:lineRule="auto"/>
-        <w:textAlignment w:val="auto"/>
-      </w:pPr>
-      <w:r>
-        <w:t xml:space="preserve">It qualifies as </w:t>
-      </w:r>
-      <w:r>
-        <w:rPr>
-          <w:b/>
-          <w:bCs/>
-        </w:rPr>
-        <w:t>limited risk</w:t>
-      </w:r>
-      <w:r>
-        <w:t xml:space="preserve"> because it interacts directly with natural persons through a dashboard and produces outputs that inform their financial decisions — the scenario Article 50 transparency obligations address.</w:t>
-      </w:r>
-    </w:p>
-    <w:p>
-      <w:pPr>
-        <w:suppressAutoHyphens w:val="0"/>
-        <w:autoSpaceDN/>
-        <w:spacing w:line="240" w:lineRule="auto"/>
-        <w:textAlignment w:val="auto"/>
-      </w:pPr>
-    </w:p>
-    <w:p>
-      <w:pPr>
-        <w:suppressAutoHyphens w:val="0"/>
-        <w:autoSpaceDN/>
-        <w:spacing w:line="240" w:lineRule="auto"/>
-        <w:textAlignment w:val="auto"/>
+      </w:pPr>
+      <w:r>
         <w:rPr>
           <w:rFonts w:eastAsia="Times New Roman"/>
           <w:b/>
@@ -1151,7 +1664,8 @@
           <w:sz w:val="20"/>
           <w:szCs w:val="26"/>
         </w:rPr>
-      </w:pPr>
+        <w:t xml:space="preserve">      </w:t>
+      </w:r>
       <w:r>
         <w:rPr>
           <w:rFonts w:eastAsia="Times New Roman"/>
@@ -1160,7 +1674,7 @@
           <w:sz w:val="20"/>
           <w:szCs w:val="26"/>
         </w:rPr>
-        <w:t xml:space="preserve">      </w:t>
+        <w:t xml:space="preserve">2.3 </w:t>
       </w:r>
       <w:r>
         <w:rPr>
@@ -1170,7 +1684,7 @@
           <w:sz w:val="20"/>
           <w:szCs w:val="26"/>
         </w:rPr>
-        <w:t xml:space="preserve">2.3 </w:t>
+        <w:t xml:space="preserve">  </w:t>
       </w:r>
       <w:r>
         <w:rPr>
@@ -1180,8 +1694,20 @@
           <w:sz w:val="20"/>
           <w:szCs w:val="26"/>
         </w:rPr>
-        <w:t xml:space="preserve">  </w:t>
-      </w:r>
+        <w:t>Legal obligations and requirements</w:t>
+      </w:r>
+    </w:p>
+    <w:p>
+      <w:pPr>
+        <w:pStyle w:val="a6"/>
+        <w:ind w:left="360"/>
+        <w:rPr>
+          <w:rFonts w:eastAsia="Times New Roman"/>
+          <w:bCs/>
+          <w:color w:val="3CB4E5"/>
+          <w:szCs w:val="18"/>
+        </w:rPr>
+      </w:pPr>
       <w:r>
         <w:rPr>
           <w:rFonts w:eastAsia="Times New Roman"/>
@@ -1190,21 +1716,193 @@
           <w:sz w:val="20"/>
           <w:szCs w:val="26"/>
         </w:rPr>
-        <w:t>Legal obligations and requirements</w:t>
+        <w:t xml:space="preserve"> </w:t>
       </w:r>
     </w:p>
     <w:p>
       <w:pPr>
-        <w:pStyle w:val="ListParagraph"/>
+        <w:suppressAutoHyphens w:val="0"/>
+        <w:autoSpaceDN/>
+        <w:spacing w:after="240" w:line="240" w:lineRule="auto"/>
+        <w:textAlignment w:val="auto"/>
+      </w:pPr>
+      <w:r>
+        <w:rPr>
+          <w:b/>
+          <w:bCs/>
+        </w:rPr>
+        <w:t>AI Act — Transparency (Article 50).</w:t>
+      </w:r>
+      <w:r>
+        <w:t xml:space="preserve"> As a limited-risk system that interacts with natural persons and produces outputs informing their decisions, the system must clearly inform users that they are interacting with an AI system, and AI-generated content must be marked as such (Article 50(2)).</w:t>
+      </w:r>
+    </w:p>
+    <w:p>
+      <w:pPr>
+        <w:suppressAutoHyphens w:val="0"/>
+        <w:autoSpaceDN/>
+        <w:spacing w:after="240" w:line="240" w:lineRule="auto"/>
+        <w:textAlignment w:val="auto"/>
+      </w:pPr>
+      <w:r>
+        <w:rPr>
+          <w:b/>
+          <w:bCs/>
+        </w:rPr>
+        <w:t>AI Act — Voluntary Alignment (Article 95).</w:t>
+      </w:r>
+      <w:r>
+        <w:t xml:space="preserve"> Article 95 encourages providers of non-high-risk AI to voluntarily apply parts of the high-risk regime through codes of conduct. The team adopts three measures from this regime: technical documentation (Article 11), logging (Article 12), and documented evaluation of accuracy and robustness (Article 15).</w:t>
+      </w:r>
+    </w:p>
+    <w:p>
+      <w:pPr>
+        <w:suppressAutoHyphens w:val="0"/>
+        <w:autoSpaceDN/>
+        <w:spacing w:after="240" w:line="240" w:lineRule="auto"/>
+        <w:textAlignment w:val="auto"/>
+      </w:pPr>
+      <w:r>
+        <w:rPr>
+          <w:b/>
+          <w:bCs/>
+        </w:rPr>
+        <w:t>AI Act — Excluded obligations.</w:t>
+      </w:r>
+      <w:r>
+        <w:t xml:space="preserve"> Conformity assessment (Article 43), EU database registration (Article 49), post-market monitoring (Article 72), and CE marking (Article 48) do not apply: the system is not listed in Annex III and is not a safety component under Annex I. GPAI obligations (Articles 51–56) do not apply, as the system is a narrow task-specific classifier and the team has not developed or substantially modified a general-purpose AI model. Article 5 prohibited practices are not engaged: the system processes market data only and performs no biometric categorization, emotion inference, or predictive policing.</w:t>
+      </w:r>
+    </w:p>
+    <w:p>
+      <w:pPr>
+        <w:suppressAutoHyphens w:val="0"/>
+        <w:autoSpaceDN/>
+        <w:spacing w:after="240" w:line="240" w:lineRule="auto"/>
+        <w:textAlignment w:val="auto"/>
+      </w:pPr>
+      <w:r>
+        <w:rPr>
+          <w:b/>
+          <w:bCs/>
+        </w:rPr>
+        <w:t>GDPR (Regulation (EU) 2016/679) — Chapters 2, 3, and 4.</w:t>
+      </w:r>
+      <w:r>
+        <w:t xml:space="preserve"> The GDPR's material scope under Article 2(1) is limited to the processing of personal data, and personal data is defined in Article 4(1) as any information relating to an identified or identifiable natural person. Because the system is designed without user accounts, authentication, analytics, or any logging of identifying information, it processes no personal data and therefore falls outside the material scope of the GDPR. The Chapter 2 principles (Article 5), Chapter 3 data subject rights (Articles 12–22), and Chapter 4 controller/processor obligations (Articles 24–43) are accordingly not engaged.</w:t>
+      </w:r>
+    </w:p>
+    <w:p>
+      <w:pPr>
+        <w:suppressAutoHyphens w:val="0"/>
+        <w:autoSpaceDN/>
+        <w:spacing w:after="240" w:line="240" w:lineRule="auto"/>
+        <w:textAlignment w:val="auto"/>
+      </w:pPr>
+      <w:r>
+        <w:rPr>
+          <w:b/>
+          <w:bCs/>
+        </w:rPr>
+        <w:t>Digital Services Act (Regulation (EU) 2022/2065).</w:t>
+      </w:r>
+      <w:r>
+        <w:t xml:space="preserve"> The DSA regulates "intermediary services" — mere conduit, caching, and hosting services that transmit or store third-party information at the request of recipients of the service (Article 3(g)). The developed system hosts no third-party content, provides no user-to-user communication, and operates no marketplace or content-sharing functionality. The substantive obligations on hosting services, online platforms, and very large online platforms in Articles 11–48 </w:t>
+      </w:r>
+      <w:proofErr w:type="gramStart"/>
+      <w:r>
+        <w:t>are</w:t>
+      </w:r>
+      <w:proofErr w:type="gramEnd"/>
+      <w:r>
+        <w:t xml:space="preserve"> therefore out of scope.</w:t>
+      </w:r>
+    </w:p>
+    <w:p>
+      <w:pPr>
+        <w:suppressAutoHyphens w:val="0"/>
+        <w:autoSpaceDN/>
+        <w:spacing w:after="240" w:line="240" w:lineRule="auto"/>
+        <w:textAlignment w:val="auto"/>
+      </w:pPr>
+      <w:r>
+        <w:rPr>
+          <w:b/>
+          <w:bCs/>
+        </w:rPr>
+        <w:t>Industry-specific regulations.</w:t>
+      </w:r>
+      <w:r>
+        <w:t xml:space="preserve"> Two frameworks are considered:</w:t>
+      </w:r>
+    </w:p>
+    <w:p>
+      <w:pPr>
+        <w:suppressAutoHyphens w:val="0"/>
+        <w:autoSpaceDN/>
+        <w:spacing w:after="240" w:line="240" w:lineRule="auto"/>
+        <w:textAlignment w:val="auto"/>
+      </w:pPr>
+      <w:r>
+        <w:rPr>
+          <w:i/>
+          <w:iCs/>
+        </w:rPr>
+        <w:t>MiFID II (Directive 2014/65/EU) and the Market Abuse Regulation (Regulation (EU) 596/2014).</w:t>
+      </w:r>
+      <w:r>
+        <w:t xml:space="preserve"> The system does not provide "investment advice" within MiFID II Article 4(1)(4), as no personal recommendations are issued. The output is also not an "investment recommendation" within MAR Article 3(1)(35) in the regulated sense, because the system is not distributed by an investment firm, journalist, or other person subject to MAR's recommendation regime, and is presented as an academic prototype. A clear non-advice disclaimer is required to align with the spirit of MiFID II's suitability and appropriateness regime.</w:t>
+      </w:r>
+    </w:p>
+    <w:p>
+      <w:pPr>
+        <w:suppressAutoHyphens w:val="0"/>
+        <w:autoSpaceDN/>
+        <w:spacing w:after="240" w:line="240" w:lineRule="auto"/>
+        <w:textAlignment w:val="auto"/>
+      </w:pPr>
+      <w:r>
+        <w:rPr>
+          <w:i/>
+          <w:iCs/>
+        </w:rPr>
+        <w:t>Unfair Commercial Practices Directive (2005/29/EC).</w:t>
+      </w:r>
+      <w:r>
+        <w:t xml:space="preserve"> The directive prohibits misleading commercial communications. Reported performance metrics must not be misleading or overstated.</w:t>
+      </w:r>
+    </w:p>
+    <w:p>
+      <w:pPr>
+        <w:suppressAutoHyphens w:val="0"/>
+        <w:autoSpaceDN/>
+        <w:spacing w:after="240" w:line="240" w:lineRule="auto"/>
+        <w:textAlignment w:val="auto"/>
+      </w:pPr>
+      <w:r>
+        <w:t xml:space="preserve">The rationale for this scoping follows the proportionality principle running through all four frameworks: obligations escalate with the severity, scope, and nature of the activity. A non-commercial, anonymously accessible </w:t>
+      </w:r>
+      <w:r>
+        <w:lastRenderedPageBreak/>
+        <w:t>forecasting prototype for a single publicly traded equity, processing only public market data, sits within the limited-risk tier of the AI Act, outside the material scope of the GDPR, outside the substantive scope of the DSA, and outside the regulated investment advice regime.</w:t>
+      </w:r>
+    </w:p>
+    <w:p>
+      <w:pPr>
+        <w:pStyle w:val="a6"/>
+        <w:suppressAutoHyphens w:val="0"/>
+        <w:autoSpaceDN/>
+        <w:spacing w:line="240" w:lineRule="auto"/>
         <w:ind w:left="360"/>
-        <w:rPr>
-          <w:rFonts w:eastAsia="Times New Roman"/>
-          <w:bCs/>
-          <w:color w:val="3CB4E5"/>
-          <w:szCs w:val="18"/>
-        </w:rPr>
-      </w:pPr>
-      <w:r>
+        <w:textAlignment w:val="auto"/>
+      </w:pPr>
+    </w:p>
+    <w:p>
+      <w:pPr>
+        <w:pStyle w:val="a6"/>
+        <w:numPr>
+          <w:ilvl w:val="1"/>
+          <w:numId w:val="32"/>
+        </w:numPr>
         <w:rPr>
           <w:rFonts w:eastAsia="Times New Roman"/>
           <w:b/>
@@ -1212,185 +1910,8 @@
           <w:sz w:val="20"/>
           <w:szCs w:val="26"/>
         </w:rPr>
-        <w:t xml:space="preserve"> </w:t>
-      </w:r>
-    </w:p>
-    <w:p>
-      <w:pPr>
-        <w:suppressAutoHyphens w:val="0"/>
-        <w:autoSpaceDN/>
-        <w:spacing w:after="240" w:line="240" w:lineRule="auto"/>
-        <w:textAlignment w:val="auto"/>
-      </w:pPr>
-      <w:r>
-        <w:rPr>
-          <w:b/>
-          <w:bCs/>
-        </w:rPr>
-        <w:t>AI Act — Transparency (Article 50).</w:t>
-      </w:r>
-      <w:r>
-        <w:t xml:space="preserve"> As a limited-risk system that interacts with natural persons and produces outputs informing their decisions, the system must clearly inform users that they are interacting with an AI system, and AI-generated content must be marked as such (Article 50(2)).</w:t>
-      </w:r>
-    </w:p>
-    <w:p>
-      <w:pPr>
-        <w:suppressAutoHyphens w:val="0"/>
-        <w:autoSpaceDN/>
-        <w:spacing w:after="240" w:line="240" w:lineRule="auto"/>
-        <w:textAlignment w:val="auto"/>
-      </w:pPr>
-      <w:r>
-        <w:rPr>
-          <w:b/>
-          <w:bCs/>
-        </w:rPr>
-        <w:t>AI Act — Voluntary Alignment (Article 95).</w:t>
-      </w:r>
-      <w:r>
-        <w:t xml:space="preserve"> Article 95 encourages providers of non-high-risk AI to voluntarily apply parts of the high-risk regime through codes of conduct. The team adopts three measures from this regime: technical documentation (Article 11), logging (Article 12), and documented evaluation of accuracy and robustness (Article 15).</w:t>
-      </w:r>
-    </w:p>
-    <w:p>
-      <w:pPr>
-        <w:suppressAutoHyphens w:val="0"/>
-        <w:autoSpaceDN/>
-        <w:spacing w:after="240" w:line="240" w:lineRule="auto"/>
-        <w:textAlignment w:val="auto"/>
-      </w:pPr>
-      <w:r>
-        <w:rPr>
-          <w:b/>
-          <w:bCs/>
-        </w:rPr>
-        <w:t>AI Act — Excluded obligations.</w:t>
-      </w:r>
-      <w:r>
-        <w:t xml:space="preserve"> Conformity assessment (Article 43), EU database registration (Article 49), post-market monitoring (Article 72), and CE marking (Article 48) do not apply: the system is not listed in Annex III and is not a safety component under Annex I. GPAI obligations (Articles 51–56) do not apply, as the system is a narrow task-specific classifier and the team has not developed or substantially modified a general-purpose AI model. Article 5 prohibited practices are not engaged: the system processes market data only and performs no biometric categorization, emotion inference, or predictive policing.</w:t>
-      </w:r>
-    </w:p>
-    <w:p>
-      <w:pPr>
-        <w:suppressAutoHyphens w:val="0"/>
-        <w:autoSpaceDN/>
-        <w:spacing w:after="240" w:line="240" w:lineRule="auto"/>
-        <w:textAlignment w:val="auto"/>
-      </w:pPr>
-      <w:r>
-        <w:rPr>
-          <w:b/>
-          <w:bCs/>
-        </w:rPr>
-        <w:t>GDPR (Regulation (EU) 2016/679) — Chapters 2, 3, and 4.</w:t>
-      </w:r>
-      <w:r>
-        <w:t xml:space="preserve"> The GDPR's material scope under Article 2(1) is limited to the processing of personal data, and personal data is defined in Article 4(1) as any information relating to an identified or identifiable natural person. Because the system is designed without user accounts, authentication, analytics, or any logging of identifying information, it processes no personal data and therefore falls outside the material scope of the GDPR. The Chapter 2 principles (Article 5), Chapter 3 data subject rights (Articles 12–22), and Chapter 4 controller/processor obligations (Articles 24–43) are accordingly not engaged.</w:t>
-      </w:r>
-    </w:p>
-    <w:p>
-      <w:pPr>
-        <w:suppressAutoHyphens w:val="0"/>
-        <w:autoSpaceDN/>
-        <w:spacing w:after="240" w:line="240" w:lineRule="auto"/>
-        <w:textAlignment w:val="auto"/>
-      </w:pPr>
-      <w:r>
-        <w:rPr>
-          <w:b/>
-          <w:bCs/>
-        </w:rPr>
-        <w:t>Digital Services Act (Regulation (EU) 2022/2065).</w:t>
-      </w:r>
-      <w:r>
-        <w:t xml:space="preserve"> The DSA regulates "intermediary services" — mere conduit, caching, and hosting services that transmit or store third-party information at the request of recipients of the service (Article 3(g)). The developed system hosts no third-party content, provides no user-to-user communication, and operates no marketplace or content-sharing functionality. The substantive obligations on hosting services, online platforms, and very large online platforms in Articles 11–48 are therefore out of scope.</w:t>
-      </w:r>
-    </w:p>
-    <w:p>
-      <w:pPr>
-        <w:suppressAutoHyphens w:val="0"/>
-        <w:autoSpaceDN/>
-        <w:spacing w:after="240" w:line="240" w:lineRule="auto"/>
-        <w:textAlignment w:val="auto"/>
-      </w:pPr>
-      <w:r>
-        <w:rPr>
-          <w:b/>
-          <w:bCs/>
-        </w:rPr>
-        <w:t>Industry-specific regulations.</w:t>
-      </w:r>
-      <w:r>
-        <w:t xml:space="preserve"> Two frameworks are considered:</w:t>
-      </w:r>
-    </w:p>
-    <w:p>
-      <w:pPr>
-        <w:suppressAutoHyphens w:val="0"/>
-        <w:autoSpaceDN/>
-        <w:spacing w:after="240" w:line="240" w:lineRule="auto"/>
-        <w:textAlignment w:val="auto"/>
-      </w:pPr>
-      <w:r>
-        <w:rPr>
-          <w:i/>
-          <w:iCs/>
-        </w:rPr>
-        <w:t>MiFID II (Directive 2014/65/EU) and the Market Abuse Regulation (Regulation (EU) 596/2014).</w:t>
-      </w:r>
-      <w:r>
-        <w:t xml:space="preserve"> The system does not provide "investment advice" within MiFID II Article 4(1)(4), as no personal recommendations are issued. The output is also not an "investment recommendation" within MAR Article 3(1)(35) in the regulated sense, because the system is not distributed by an investment firm, journalist, or other person subject to MAR's recommendation </w:t>
-      </w:r>
-      <w:r>
-        <w:lastRenderedPageBreak/>
-        <w:t>regime, and is presented as an academic prototype. A clear non-advice disclaimer is required to align with the spirit of MiFID II's suitability and appropriateness regime.</w:t>
-      </w:r>
-    </w:p>
-    <w:p>
-      <w:pPr>
-        <w:suppressAutoHyphens w:val="0"/>
-        <w:autoSpaceDN/>
-        <w:spacing w:after="240" w:line="240" w:lineRule="auto"/>
-        <w:textAlignment w:val="auto"/>
-      </w:pPr>
-      <w:r>
-        <w:rPr>
-          <w:i/>
-          <w:iCs/>
-        </w:rPr>
-        <w:t>Unfair Commercial Practices Directive (2005/29/EC).</w:t>
-      </w:r>
-      <w:r>
-        <w:t xml:space="preserve"> The directive prohibits misleading commercial communications. Reported performance metrics must not be misleading or overstated.</w:t>
-      </w:r>
-    </w:p>
-    <w:p>
-      <w:pPr>
-        <w:suppressAutoHyphens w:val="0"/>
-        <w:autoSpaceDN/>
-        <w:spacing w:after="240" w:line="240" w:lineRule="auto"/>
-        <w:textAlignment w:val="auto"/>
-      </w:pPr>
-      <w:r>
-        <w:t>The rationale for this scoping follows the proportionality principle running through all four frameworks: obligations escalate with the severity, scope, and nature of the activity. A non-commercial, anonymously accessible forecasting prototype for a single publicly traded equity, processing only public market data, sits within the limited-risk tier of the AI Act, outside the material scope of the GDPR, outside the substantive scope of the DSA, and outside the regulated investment advice regime.</w:t>
-      </w:r>
-    </w:p>
-    <w:p>
-      <w:pPr>
-        <w:pStyle w:val="ListParagraph"/>
-        <w:suppressAutoHyphens w:val="0"/>
-        <w:autoSpaceDN/>
-        <w:spacing w:line="240" w:lineRule="auto"/>
-        <w:ind w:left="360"/>
-        <w:textAlignment w:val="auto"/>
-      </w:pPr>
-    </w:p>
-    <w:p>
-      <w:pPr>
-        <w:pStyle w:val="ListParagraph"/>
-        <w:numPr>
-          <w:ilvl w:val="1"/>
-          <w:numId w:val="32"/>
-        </w:numPr>
+      </w:pPr>
+      <w:r>
         <w:rPr>
           <w:rFonts w:eastAsia="Times New Roman"/>
           <w:b/>
@@ -1398,8 +1919,12 @@
           <w:sz w:val="20"/>
           <w:szCs w:val="26"/>
         </w:rPr>
-      </w:pPr>
-      <w:r>
+        <w:t xml:space="preserve">Compliance </w:t>
+      </w:r>
+    </w:p>
+    <w:p>
+      <w:pPr>
+        <w:pStyle w:val="a6"/>
         <w:rPr>
           <w:rFonts w:eastAsia="Times New Roman"/>
           <w:b/>
@@ -1407,19 +1932,6 @@
           <w:sz w:val="20"/>
           <w:szCs w:val="26"/>
         </w:rPr>
-        <w:t xml:space="preserve">Compliance </w:t>
-      </w:r>
-    </w:p>
-    <w:p>
-      <w:pPr>
-        <w:pStyle w:val="ListParagraph"/>
-        <w:rPr>
-          <w:rFonts w:eastAsia="Times New Roman"/>
-          <w:b/>
-          <w:color w:val="3CB4E5"/>
-          <w:sz w:val="20"/>
-          <w:szCs w:val="26"/>
-        </w:rPr>
       </w:pPr>
     </w:p>
     <w:p>
@@ -1479,7 +1991,7 @@
     </w:p>
     <w:p>
       <w:pPr>
-        <w:pStyle w:val="Heading1"/>
+        <w:pStyle w:val="1"/>
         <w:numPr>
           <w:ilvl w:val="0"/>
           <w:numId w:val="0"/>
@@ -1512,7 +2024,7 @@
       <w:hyperlink r:id="rId15" w:history="1">
         <w:r>
           <w:rPr>
-            <w:rStyle w:val="Hyperlink"/>
+            <w:rStyle w:val="a8"/>
             <w:rFonts w:eastAsia="Times New Roman"/>
             <w:szCs w:val="18"/>
           </w:rPr>
@@ -1542,7 +2054,7 @@
       <w:hyperlink r:id="rId16" w:history="1">
         <w:r>
           <w:rPr>
-            <w:rStyle w:val="Hyperlink"/>
+            <w:rStyle w:val="a8"/>
             <w:rFonts w:eastAsia="Times New Roman"/>
             <w:szCs w:val="18"/>
           </w:rPr>
@@ -1572,7 +2084,7 @@
       <w:hyperlink r:id="rId17" w:history="1">
         <w:r>
           <w:rPr>
-            <w:rStyle w:val="Hyperlink"/>
+            <w:rStyle w:val="a8"/>
             <w:rFonts w:eastAsia="Times New Roman"/>
             <w:szCs w:val="18"/>
           </w:rPr>
@@ -1602,7 +2114,7 @@
       <w:hyperlink r:id="rId18" w:history="1">
         <w:r>
           <w:rPr>
-            <w:rStyle w:val="Hyperlink"/>
+            <w:rStyle w:val="a8"/>
             <w:rFonts w:eastAsia="Times New Roman"/>
             <w:szCs w:val="18"/>
           </w:rPr>
@@ -1619,7 +2131,15 @@
         </w:rPr>
       </w:pPr>
       <w:r>
-        <w:t>European Parliament &amp; Council of the European Union. (2022). Regulation (EU) 2022/2065 of 19 October 2022 on a Single Market For Digital Services (Digital Services Act). Official Journal of the European Union, L 277, 1–102.</w:t>
+        <w:t xml:space="preserve">European Parliament &amp; Council of the European Union. (2022). Regulation (EU) 2022/2065 of 19 October 2022 on a Single Market </w:t>
+      </w:r>
+      <w:proofErr w:type="gramStart"/>
+      <w:r>
+        <w:t>For</w:t>
+      </w:r>
+      <w:proofErr w:type="gramEnd"/>
+      <w:r>
+        <w:t xml:space="preserve"> Digital Services (Digital Services Act). Official Journal of the European Union, L 277, 1–102.</w:t>
       </w:r>
       <w:r>
         <w:rPr>
@@ -1632,7 +2152,7 @@
       <w:hyperlink r:id="rId19" w:history="1">
         <w:r>
           <w:rPr>
-            <w:rStyle w:val="Hyperlink"/>
+            <w:rStyle w:val="a8"/>
             <w:rFonts w:eastAsia="Times New Roman"/>
             <w:szCs w:val="18"/>
           </w:rPr>
@@ -1643,13 +2163,12 @@
     <w:p>
       <w:pPr>
         <w:rPr>
+          <w:rStyle w:val="a8"/>
           <w:rFonts w:eastAsia="Times New Roman"/>
-          <w:color w:val="ED7623"/>
           <w:szCs w:val="18"/>
         </w:rPr>
       </w:pPr>
       <w:r>
-        <w:lastRenderedPageBreak/>
         <w:t xml:space="preserve">European Parliament &amp; Council of the European Union. (2024). Regulation (EU) 2024/1689 of 13 June 2024 laying down </w:t>
       </w:r>
       <w:proofErr w:type="spellStart"/>
@@ -1663,7 +2182,7 @@
       <w:hyperlink r:id="rId20" w:history="1">
         <w:r>
           <w:rPr>
-            <w:rStyle w:val="Hyperlink"/>
+            <w:rStyle w:val="a8"/>
             <w:rFonts w:eastAsia="Times New Roman"/>
             <w:szCs w:val="18"/>
           </w:rPr>
@@ -1672,14 +2191,9 @@
       </w:hyperlink>
     </w:p>
     <w:p>
-      <w:pPr>
-        <w:rPr>
-          <w:rFonts w:eastAsia="Times New Roman"/>
-          <w:color w:val="ED7623"/>
-          <w:sz w:val="38"/>
-          <w:szCs w:val="32"/>
-        </w:rPr>
-      </w:pPr>
+      <w:r>
+        <w:t>Regulation (EU) 2024/1689 (EU AI Act), especially Articles 4, 5, 9–15, 43, 48, 49, 50, 72, 73, 95; Recitals 26, 58, 132; Annex III.</w:t>
+      </w:r>
     </w:p>
     <w:p>
       <w:pPr>
@@ -1712,7 +2226,7 @@
 </file>
 
 <file path=word/endnotes.xml><?xml version="1.0" encoding="utf-8"?>
-<w:endnotes xmlns:wpc="http://schemas.microsoft.com/office/word/2010/wordprocessingCanvas" xmlns:cx="http://schemas.microsoft.com/office/drawing/2014/chartex" xmlns:cx1="http://schemas.microsoft.com/office/drawing/2015/9/8/chartex" xmlns:cx2="http://schemas.microsoft.com/office/drawing/2015/10/21/chartex" xmlns:cx3="http://schemas.microsoft.com/office/drawing/2016/5/9/chartex" xmlns:cx4="http://schemas.microsoft.com/office/drawing/2016/5/10/chartex" xmlns:cx5="http://schemas.microsoft.com/office/drawing/2016/5/11/chartex" xmlns:cx6="http://schemas.microsoft.com/office/drawing/2016/5/12/chartex" xmlns:cx7="http://schemas.microsoft.com/office/drawing/2016/5/13/chartex" xmlns:cx8="http://schemas.microsoft.com/office/drawing/2016/5/14/chartex" xmlns:mc="http://schemas.openxmlformats.org/markup-compatibility/2006" xmlns:aink="http://schemas.microsoft.com/office/drawing/2016/ink" xmlns:am3d="http://schemas.microsoft.com/office/drawing/2017/model3d" xmlns:o="urn:schemas-microsoft-com:office:office" xmlns:oel="http://schemas.microsoft.com/office/2019/extlst" xmlns:r="http://schemas.openxmlformats.org/officeDocument/2006/relationships" xmlns:m="http://schemas.openxmlformats.org/officeDocument/2006/math" xmlns:v="urn:schemas-microsoft-com:vml" xmlns:wp14="http://schemas.microsoft.com/office/word/2010/wordprocessingDrawing" xmlns:wp="http://schemas.openxmlformats.org/drawingml/2006/wordprocessingDrawing" xmlns:w10="urn:schemas-microsoft-com:office:word" xmlns:w="http://schemas.openxmlformats.org/wordprocessingml/2006/main" xmlns:w14="http://schemas.microsoft.com/office/word/2010/wordml" xmlns:w15="http://schemas.microsoft.com/office/word/2012/wordml" xmlns:w16cex="http://schemas.microsoft.com/office/word/2018/wordml/cex" xmlns:w16cid="http://schemas.microsoft.com/office/word/2016/wordml/cid" xmlns:w16="http://schemas.microsoft.com/office/word/2018/wordml" xmlns:w16du="http://schemas.microsoft.com/office/word/2023/wordml/word16du" xmlns:w16sdtdh="http://schemas.microsoft.com/office/word/2020/wordml/sdtdatahash" xmlns:w16sdtfl="http://schemas.microsoft.com/office/word/2024/wordml/sdtformatlock" xmlns:w16se="http://schemas.microsoft.com/office/word/2015/wordml/symex" xmlns:wpg="http://schemas.microsoft.com/office/word/2010/wordprocessingGroup" xmlns:wpi="http://schemas.microsoft.com/office/word/2010/wordprocessingInk" xmlns:wne="http://schemas.microsoft.com/office/word/2006/wordml" xmlns:wps="http://schemas.microsoft.com/office/word/2010/wordprocessingShape" mc:Ignorable="w14 w15 w16se w16cid w16 w16cex w16sdtdh w16sdtfl w16du wp14">
+<w:endnotes xmlns:wpc="http://schemas.microsoft.com/office/word/2010/wordprocessingCanvas" xmlns:cx="http://schemas.microsoft.com/office/drawing/2014/chartex" xmlns:cx1="http://schemas.microsoft.com/office/drawing/2015/9/8/chartex" xmlns:cx2="http://schemas.microsoft.com/office/drawing/2015/10/21/chartex" xmlns:cx3="http://schemas.microsoft.com/office/drawing/2016/5/9/chartex" xmlns:cx4="http://schemas.microsoft.com/office/drawing/2016/5/10/chartex" xmlns:cx5="http://schemas.microsoft.com/office/drawing/2016/5/11/chartex" xmlns:cx6="http://schemas.microsoft.com/office/drawing/2016/5/12/chartex" xmlns:cx7="http://schemas.microsoft.com/office/drawing/2016/5/13/chartex" xmlns:cx8="http://schemas.microsoft.com/office/drawing/2016/5/14/chartex" xmlns:mc="http://schemas.openxmlformats.org/markup-compatibility/2006" xmlns:aink="http://schemas.microsoft.com/office/drawing/2016/ink" xmlns:am3d="http://schemas.microsoft.com/office/drawing/2017/model3d" xmlns:o="urn:schemas-microsoft-com:office:office" xmlns:r="http://schemas.openxmlformats.org/officeDocument/2006/relationships" xmlns:m="http://schemas.openxmlformats.org/officeDocument/2006/math" xmlns:v="urn:schemas-microsoft-com:vml" xmlns:wp14="http://schemas.microsoft.com/office/word/2010/wordprocessingDrawing" xmlns:wp="http://schemas.openxmlformats.org/drawingml/2006/wordprocessingDrawing" xmlns:w10="urn:schemas-microsoft-com:office:word" xmlns:w="http://schemas.openxmlformats.org/wordprocessingml/2006/main" xmlns:w14="http://schemas.microsoft.com/office/word/2010/wordml" xmlns:w15="http://schemas.microsoft.com/office/word/2012/wordml" xmlns:w16cex="http://schemas.microsoft.com/office/word/2018/wordml/cex" xmlns:w16cid="http://schemas.microsoft.com/office/word/2016/wordml/cid" xmlns:w16="http://schemas.microsoft.com/office/word/2018/wordml" xmlns:w16sdtdh="http://schemas.microsoft.com/office/word/2020/wordml/sdtdatahash" xmlns:w16se="http://schemas.microsoft.com/office/word/2015/wordml/symex" xmlns:wpg="http://schemas.microsoft.com/office/word/2010/wordprocessingGroup" xmlns:wpi="http://schemas.microsoft.com/office/word/2010/wordprocessingInk" xmlns:wne="http://schemas.microsoft.com/office/word/2006/wordml" xmlns:wps="http://schemas.microsoft.com/office/word/2010/wordprocessingShape" mc:Ignorable="w14 w15 w16se w16cid w16 w16cex w16sdtdh wp14">
   <w:endnote w:type="separator" w:id="-1">
     <w:p>
       <w:pPr>
@@ -1737,10 +2251,10 @@
 </file>
 
 <file path=word/footer1.xml><?xml version="1.0" encoding="utf-8"?>
-<w:ftr xmlns:wpc="http://schemas.microsoft.com/office/word/2010/wordprocessingCanvas" xmlns:cx="http://schemas.microsoft.com/office/drawing/2014/chartex" xmlns:cx1="http://schemas.microsoft.com/office/drawing/2015/9/8/chartex" xmlns:cx2="http://schemas.microsoft.com/office/drawing/2015/10/21/chartex" xmlns:cx3="http://schemas.microsoft.com/office/drawing/2016/5/9/chartex" xmlns:cx4="http://schemas.microsoft.com/office/drawing/2016/5/10/chartex" xmlns:cx5="http://schemas.microsoft.com/office/drawing/2016/5/11/chartex" xmlns:cx6="http://schemas.microsoft.com/office/drawing/2016/5/12/chartex" xmlns:cx7="http://schemas.microsoft.com/office/drawing/2016/5/13/chartex" xmlns:cx8="http://schemas.microsoft.com/office/drawing/2016/5/14/chartex" xmlns:mc="http://schemas.openxmlformats.org/markup-compatibility/2006" xmlns:aink="http://schemas.microsoft.com/office/drawing/2016/ink" xmlns:am3d="http://schemas.microsoft.com/office/drawing/2017/model3d" xmlns:o="urn:schemas-microsoft-com:office:office" xmlns:oel="http://schemas.microsoft.com/office/2019/extlst" xmlns:r="http://schemas.openxmlformats.org/officeDocument/2006/relationships" xmlns:m="http://schemas.openxmlformats.org/officeDocument/2006/math" xmlns:v="urn:schemas-microsoft-com:vml" xmlns:wp14="http://schemas.microsoft.com/office/word/2010/wordprocessingDrawing" xmlns:wp="http://schemas.openxmlformats.org/drawingml/2006/wordprocessingDrawing" xmlns:w10="urn:schemas-microsoft-com:office:word" xmlns:w="http://schemas.openxmlformats.org/wordprocessingml/2006/main" xmlns:w14="http://schemas.microsoft.com/office/word/2010/wordml" xmlns:w15="http://schemas.microsoft.com/office/word/2012/wordml" xmlns:w16cex="http://schemas.microsoft.com/office/word/2018/wordml/cex" xmlns:w16cid="http://schemas.microsoft.com/office/word/2016/wordml/cid" xmlns:w16="http://schemas.microsoft.com/office/word/2018/wordml" xmlns:w16du="http://schemas.microsoft.com/office/word/2023/wordml/word16du" xmlns:w16sdtdh="http://schemas.microsoft.com/office/word/2020/wordml/sdtdatahash" xmlns:w16sdtfl="http://schemas.microsoft.com/office/word/2024/wordml/sdtformatlock" xmlns:w16se="http://schemas.microsoft.com/office/word/2015/wordml/symex" xmlns:wpg="http://schemas.microsoft.com/office/word/2010/wordprocessingGroup" xmlns:wpi="http://schemas.microsoft.com/office/word/2010/wordprocessingInk" xmlns:wne="http://schemas.microsoft.com/office/word/2006/wordml" xmlns:wps="http://schemas.microsoft.com/office/word/2010/wordprocessingShape" mc:Ignorable="w14 w15 w16se w16cid w16 w16cex w16sdtdh w16sdtfl w16du wp14">
+<w:ftr xmlns:wpc="http://schemas.microsoft.com/office/word/2010/wordprocessingCanvas" xmlns:cx="http://schemas.microsoft.com/office/drawing/2014/chartex" xmlns:cx1="http://schemas.microsoft.com/office/drawing/2015/9/8/chartex" xmlns:cx2="http://schemas.microsoft.com/office/drawing/2015/10/21/chartex" xmlns:cx3="http://schemas.microsoft.com/office/drawing/2016/5/9/chartex" xmlns:cx4="http://schemas.microsoft.com/office/drawing/2016/5/10/chartex" xmlns:cx5="http://schemas.microsoft.com/office/drawing/2016/5/11/chartex" xmlns:cx6="http://schemas.microsoft.com/office/drawing/2016/5/12/chartex" xmlns:cx7="http://schemas.microsoft.com/office/drawing/2016/5/13/chartex" xmlns:cx8="http://schemas.microsoft.com/office/drawing/2016/5/14/chartex" xmlns:mc="http://schemas.openxmlformats.org/markup-compatibility/2006" xmlns:aink="http://schemas.microsoft.com/office/drawing/2016/ink" xmlns:am3d="http://schemas.microsoft.com/office/drawing/2017/model3d" xmlns:o="urn:schemas-microsoft-com:office:office" xmlns:r="http://schemas.openxmlformats.org/officeDocument/2006/relationships" xmlns:m="http://schemas.openxmlformats.org/officeDocument/2006/math" xmlns:v="urn:schemas-microsoft-com:vml" xmlns:wp14="http://schemas.microsoft.com/office/word/2010/wordprocessingDrawing" xmlns:wp="http://schemas.openxmlformats.org/drawingml/2006/wordprocessingDrawing" xmlns:w10="urn:schemas-microsoft-com:office:word" xmlns:w="http://schemas.openxmlformats.org/wordprocessingml/2006/main" xmlns:w14="http://schemas.microsoft.com/office/word/2010/wordml" xmlns:w15="http://schemas.microsoft.com/office/word/2012/wordml" xmlns:w16cex="http://schemas.microsoft.com/office/word/2018/wordml/cex" xmlns:w16cid="http://schemas.microsoft.com/office/word/2016/wordml/cid" xmlns:w16="http://schemas.microsoft.com/office/word/2018/wordml" xmlns:w16sdtdh="http://schemas.microsoft.com/office/word/2020/wordml/sdtdatahash" xmlns:w16se="http://schemas.microsoft.com/office/word/2015/wordml/symex" xmlns:wpg="http://schemas.microsoft.com/office/word/2010/wordprocessingGroup" xmlns:wpi="http://schemas.microsoft.com/office/word/2010/wordprocessingInk" xmlns:wne="http://schemas.microsoft.com/office/word/2006/wordml" xmlns:wps="http://schemas.microsoft.com/office/word/2010/wordprocessingShape" mc:Ignorable="w14 w15 w16se w16cid w16 w16cex w16sdtdh wp14">
   <w:p>
     <w:pPr>
-      <w:pStyle w:val="Footer"/>
+      <w:pStyle w:val="a4"/>
     </w:pPr>
     <w:r>
       <w:rPr>
@@ -1797,7 +2311,7 @@
   </w:p>
   <w:p>
     <w:pPr>
-      <w:pStyle w:val="Footer"/>
+      <w:pStyle w:val="a4"/>
     </w:pPr>
     <w:r>
       <w:rPr>
@@ -1847,7 +2361,7 @@
             </wp:anchor>
           </w:drawing>
         </mc:Choice>
-        <mc:Fallback xmlns:pic="http://schemas.openxmlformats.org/drawingml/2006/picture" xmlns:a="http://schemas.openxmlformats.org/drawingml/2006/main">
+        <mc:Fallback xmlns:a="http://schemas.openxmlformats.org/drawingml/2006/main" xmlns:pic="http://schemas.openxmlformats.org/drawingml/2006/picture" xmlns:w16sdtfl="http://schemas.microsoft.com/office/word/2024/wordml/sdtformatlock" xmlns:w16du="http://schemas.microsoft.com/office/word/2023/wordml/word16du" xmlns:oel="http://schemas.microsoft.com/office/2019/extlst">
           <w:pict>
             <v:rect id="Rechthoek 1" style="position:absolute;margin-left:0;margin-top:0;width:841.85pt;height:53.85pt;z-index:-251637760;visibility:visible;mso-wrap-style:square;mso-wrap-distance-left:9pt;mso-wrap-distance-top:0;mso-wrap-distance-right:9pt;mso-wrap-distance-bottom:0;mso-position-horizontal:center;mso-position-horizontal-relative:page;mso-position-vertical:bottom;mso-position-vertical-relative:page;v-text-anchor:top" o:spid="_x0000_s1026" fillcolor="#ed7623" stroked="f" w14:anchorId="03BB6CF2" o:gfxdata="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">
               <v:textbox inset="0,0,0,0"/>
@@ -1860,7 +2374,7 @@
   </w:p>
   <w:p>
     <w:pPr>
-      <w:pStyle w:val="Footer"/>
+      <w:pStyle w:val="a4"/>
     </w:pPr>
     <w:r>
       <w:rPr>
@@ -1914,10 +2428,10 @@
 </file>
 
 <file path=word/footer2.xml><?xml version="1.0" encoding="utf-8"?>
-<w:ftr xmlns:wpc="http://schemas.microsoft.com/office/word/2010/wordprocessingCanvas" xmlns:cx="http://schemas.microsoft.com/office/drawing/2014/chartex" xmlns:cx1="http://schemas.microsoft.com/office/drawing/2015/9/8/chartex" xmlns:cx2="http://schemas.microsoft.com/office/drawing/2015/10/21/chartex" xmlns:cx3="http://schemas.microsoft.com/office/drawing/2016/5/9/chartex" xmlns:cx4="http://schemas.microsoft.com/office/drawing/2016/5/10/chartex" xmlns:cx5="http://schemas.microsoft.com/office/drawing/2016/5/11/chartex" xmlns:cx6="http://schemas.microsoft.com/office/drawing/2016/5/12/chartex" xmlns:cx7="http://schemas.microsoft.com/office/drawing/2016/5/13/chartex" xmlns:cx8="http://schemas.microsoft.com/office/drawing/2016/5/14/chartex" xmlns:mc="http://schemas.openxmlformats.org/markup-compatibility/2006" xmlns:aink="http://schemas.microsoft.com/office/drawing/2016/ink" xmlns:am3d="http://schemas.microsoft.com/office/drawing/2017/model3d" xmlns:o="urn:schemas-microsoft-com:office:office" xmlns:oel="http://schemas.microsoft.com/office/2019/extlst" xmlns:r="http://schemas.openxmlformats.org/officeDocument/2006/relationships" xmlns:m="http://schemas.openxmlformats.org/officeDocument/2006/math" xmlns:v="urn:schemas-microsoft-com:vml" xmlns:wp14="http://schemas.microsoft.com/office/word/2010/wordprocessingDrawing" xmlns:wp="http://schemas.openxmlformats.org/drawingml/2006/wordprocessingDrawing" xmlns:w10="urn:schemas-microsoft-com:office:word" xmlns:w="http://schemas.openxmlformats.org/wordprocessingml/2006/main" xmlns:w14="http://schemas.microsoft.com/office/word/2010/wordml" xmlns:w15="http://schemas.microsoft.com/office/word/2012/wordml" xmlns:w16cex="http://schemas.microsoft.com/office/word/2018/wordml/cex" xmlns:w16cid="http://schemas.microsoft.com/office/word/2016/wordml/cid" xmlns:w16="http://schemas.microsoft.com/office/word/2018/wordml" xmlns:w16du="http://schemas.microsoft.com/office/word/2023/wordml/word16du" xmlns:w16sdtdh="http://schemas.microsoft.com/office/word/2020/wordml/sdtdatahash" xmlns:w16sdtfl="http://schemas.microsoft.com/office/word/2024/wordml/sdtformatlock" xmlns:w16se="http://schemas.microsoft.com/office/word/2015/wordml/symex" xmlns:wpg="http://schemas.microsoft.com/office/word/2010/wordprocessingGroup" xmlns:wpi="http://schemas.microsoft.com/office/word/2010/wordprocessingInk" xmlns:wne="http://schemas.microsoft.com/office/word/2006/wordml" xmlns:wps="http://schemas.microsoft.com/office/word/2010/wordprocessingShape" mc:Ignorable="w14 w15 w16se w16cid w16 w16cex w16sdtdh w16sdtfl w16du wp14">
+<w:ftr xmlns:wpc="http://schemas.microsoft.com/office/word/2010/wordprocessingCanvas" xmlns:cx="http://schemas.microsoft.com/office/drawing/2014/chartex" xmlns:cx1="http://schemas.microsoft.com/office/drawing/2015/9/8/chartex" xmlns:cx2="http://schemas.microsoft.com/office/drawing/2015/10/21/chartex" xmlns:cx3="http://schemas.microsoft.com/office/drawing/2016/5/9/chartex" xmlns:cx4="http://schemas.microsoft.com/office/drawing/2016/5/10/chartex" xmlns:cx5="http://schemas.microsoft.com/office/drawing/2016/5/11/chartex" xmlns:cx6="http://schemas.microsoft.com/office/drawing/2016/5/12/chartex" xmlns:cx7="http://schemas.microsoft.com/office/drawing/2016/5/13/chartex" xmlns:cx8="http://schemas.microsoft.com/office/drawing/2016/5/14/chartex" xmlns:mc="http://schemas.openxmlformats.org/markup-compatibility/2006" xmlns:aink="http://schemas.microsoft.com/office/drawing/2016/ink" xmlns:am3d="http://schemas.microsoft.com/office/drawing/2017/model3d" xmlns:o="urn:schemas-microsoft-com:office:office" xmlns:r="http://schemas.openxmlformats.org/officeDocument/2006/relationships" xmlns:m="http://schemas.openxmlformats.org/officeDocument/2006/math" xmlns:v="urn:schemas-microsoft-com:vml" xmlns:wp14="http://schemas.microsoft.com/office/word/2010/wordprocessingDrawing" xmlns:wp="http://schemas.openxmlformats.org/drawingml/2006/wordprocessingDrawing" xmlns:w10="urn:schemas-microsoft-com:office:word" xmlns:w="http://schemas.openxmlformats.org/wordprocessingml/2006/main" xmlns:w14="http://schemas.microsoft.com/office/word/2010/wordml" xmlns:w15="http://schemas.microsoft.com/office/word/2012/wordml" xmlns:w16cex="http://schemas.microsoft.com/office/word/2018/wordml/cex" xmlns:w16cid="http://schemas.microsoft.com/office/word/2016/wordml/cid" xmlns:w16="http://schemas.microsoft.com/office/word/2018/wordml" xmlns:w16sdtdh="http://schemas.microsoft.com/office/word/2020/wordml/sdtdatahash" xmlns:w16se="http://schemas.microsoft.com/office/word/2015/wordml/symex" xmlns:wpg="http://schemas.microsoft.com/office/word/2010/wordprocessingGroup" xmlns:wpi="http://schemas.microsoft.com/office/word/2010/wordprocessingInk" xmlns:wne="http://schemas.microsoft.com/office/word/2006/wordml" xmlns:wps="http://schemas.microsoft.com/office/word/2010/wordprocessingShape" mc:Ignorable="w14 w15 w16se w16cid w16 w16cex w16sdtdh wp14">
   <w:p>
     <w:pPr>
-      <w:pStyle w:val="Footer"/>
+      <w:pStyle w:val="a4"/>
     </w:pPr>
     <w:r>
       <w:rPr>
@@ -1982,12 +2496,12 @@
   </w:p>
   <w:p>
     <w:pPr>
-      <w:pStyle w:val="Footer"/>
+      <w:pStyle w:val="a4"/>
     </w:pPr>
   </w:p>
   <w:p>
     <w:pPr>
-      <w:pStyle w:val="Footer"/>
+      <w:pStyle w:val="a4"/>
     </w:pPr>
     <w:r>
       <w:rPr>
@@ -2041,17 +2555,17 @@
 </file>
 
 <file path=word/footer3.xml><?xml version="1.0" encoding="utf-8"?>
-<w:ftr xmlns:wpc="http://schemas.microsoft.com/office/word/2010/wordprocessingCanvas" xmlns:cx="http://schemas.microsoft.com/office/drawing/2014/chartex" xmlns:cx1="http://schemas.microsoft.com/office/drawing/2015/9/8/chartex" xmlns:cx2="http://schemas.microsoft.com/office/drawing/2015/10/21/chartex" xmlns:cx3="http://schemas.microsoft.com/office/drawing/2016/5/9/chartex" xmlns:cx4="http://schemas.microsoft.com/office/drawing/2016/5/10/chartex" xmlns:cx5="http://schemas.microsoft.com/office/drawing/2016/5/11/chartex" xmlns:cx6="http://schemas.microsoft.com/office/drawing/2016/5/12/chartex" xmlns:cx7="http://schemas.microsoft.com/office/drawing/2016/5/13/chartex" xmlns:cx8="http://schemas.microsoft.com/office/drawing/2016/5/14/chartex" xmlns:mc="http://schemas.openxmlformats.org/markup-compatibility/2006" xmlns:aink="http://schemas.microsoft.com/office/drawing/2016/ink" xmlns:am3d="http://schemas.microsoft.com/office/drawing/2017/model3d" xmlns:o="urn:schemas-microsoft-com:office:office" xmlns:oel="http://schemas.microsoft.com/office/2019/extlst" xmlns:r="http://schemas.openxmlformats.org/officeDocument/2006/relationships" xmlns:m="http://schemas.openxmlformats.org/officeDocument/2006/math" xmlns:v="urn:schemas-microsoft-com:vml" xmlns:wp14="http://schemas.microsoft.com/office/word/2010/wordprocessingDrawing" xmlns:wp="http://schemas.openxmlformats.org/drawingml/2006/wordprocessingDrawing" xmlns:w10="urn:schemas-microsoft-com:office:word" xmlns:w="http://schemas.openxmlformats.org/wordprocessingml/2006/main" xmlns:w14="http://schemas.microsoft.com/office/word/2010/wordml" xmlns:w15="http://schemas.microsoft.com/office/word/2012/wordml" xmlns:w16cex="http://schemas.microsoft.com/office/word/2018/wordml/cex" xmlns:w16cid="http://schemas.microsoft.com/office/word/2016/wordml/cid" xmlns:w16="http://schemas.microsoft.com/office/word/2018/wordml" xmlns:w16du="http://schemas.microsoft.com/office/word/2023/wordml/word16du" xmlns:w16sdtdh="http://schemas.microsoft.com/office/word/2020/wordml/sdtdatahash" xmlns:w16sdtfl="http://schemas.microsoft.com/office/word/2024/wordml/sdtformatlock" xmlns:w16se="http://schemas.microsoft.com/office/word/2015/wordml/symex" xmlns:wpg="http://schemas.microsoft.com/office/word/2010/wordprocessingGroup" xmlns:wpi="http://schemas.microsoft.com/office/word/2010/wordprocessingInk" xmlns:wne="http://schemas.microsoft.com/office/word/2006/wordml" xmlns:wps="http://schemas.microsoft.com/office/word/2010/wordprocessingShape" mc:Ignorable="w14 w15 w16se w16cid w16 w16cex w16sdtdh w16sdtfl w16du wp14">
+<w:ftr xmlns:wpc="http://schemas.microsoft.com/office/word/2010/wordprocessingCanvas" xmlns:cx="http://schemas.microsoft.com/office/drawing/2014/chartex" xmlns:cx1="http://schemas.microsoft.com/office/drawing/2015/9/8/chartex" xmlns:cx2="http://schemas.microsoft.com/office/drawing/2015/10/21/chartex" xmlns:cx3="http://schemas.microsoft.com/office/drawing/2016/5/9/chartex" xmlns:cx4="http://schemas.microsoft.com/office/drawing/2016/5/10/chartex" xmlns:cx5="http://schemas.microsoft.com/office/drawing/2016/5/11/chartex" xmlns:cx6="http://schemas.microsoft.com/office/drawing/2016/5/12/chartex" xmlns:cx7="http://schemas.microsoft.com/office/drawing/2016/5/13/chartex" xmlns:cx8="http://schemas.microsoft.com/office/drawing/2016/5/14/chartex" xmlns:mc="http://schemas.openxmlformats.org/markup-compatibility/2006" xmlns:aink="http://schemas.microsoft.com/office/drawing/2016/ink" xmlns:am3d="http://schemas.microsoft.com/office/drawing/2017/model3d" xmlns:o="urn:schemas-microsoft-com:office:office" xmlns:r="http://schemas.openxmlformats.org/officeDocument/2006/relationships" xmlns:m="http://schemas.openxmlformats.org/officeDocument/2006/math" xmlns:v="urn:schemas-microsoft-com:vml" xmlns:wp14="http://schemas.microsoft.com/office/word/2010/wordprocessingDrawing" xmlns:wp="http://schemas.openxmlformats.org/drawingml/2006/wordprocessingDrawing" xmlns:w10="urn:schemas-microsoft-com:office:word" xmlns:w="http://schemas.openxmlformats.org/wordprocessingml/2006/main" xmlns:w14="http://schemas.microsoft.com/office/word/2010/wordml" xmlns:w15="http://schemas.microsoft.com/office/word/2012/wordml" xmlns:w16cex="http://schemas.microsoft.com/office/word/2018/wordml/cex" xmlns:w16cid="http://schemas.microsoft.com/office/word/2016/wordml/cid" xmlns:w16="http://schemas.microsoft.com/office/word/2018/wordml" xmlns:w16sdtdh="http://schemas.microsoft.com/office/word/2020/wordml/sdtdatahash" xmlns:w16se="http://schemas.microsoft.com/office/word/2015/wordml/symex" xmlns:wpg="http://schemas.microsoft.com/office/word/2010/wordprocessingGroup" xmlns:wpi="http://schemas.microsoft.com/office/word/2010/wordprocessingInk" xmlns:wne="http://schemas.microsoft.com/office/word/2006/wordml" xmlns:wps="http://schemas.microsoft.com/office/word/2010/wordprocessingShape" mc:Ignorable="w14 w15 w16se w16cid w16 w16cex w16sdtdh wp14">
   <w:p>
     <w:pPr>
-      <w:pStyle w:val="Footer"/>
+      <w:pStyle w:val="a4"/>
     </w:pPr>
   </w:p>
 </w:ftr>
 </file>
 
 <file path=word/footnotes.xml><?xml version="1.0" encoding="utf-8"?>
-<w:footnotes xmlns:wpc="http://schemas.microsoft.com/office/word/2010/wordprocessingCanvas" xmlns:cx="http://schemas.microsoft.com/office/drawing/2014/chartex" xmlns:cx1="http://schemas.microsoft.com/office/drawing/2015/9/8/chartex" xmlns:cx2="http://schemas.microsoft.com/office/drawing/2015/10/21/chartex" xmlns:cx3="http://schemas.microsoft.com/office/drawing/2016/5/9/chartex" xmlns:cx4="http://schemas.microsoft.com/office/drawing/2016/5/10/chartex" xmlns:cx5="http://schemas.microsoft.com/office/drawing/2016/5/11/chartex" xmlns:cx6="http://schemas.microsoft.com/office/drawing/2016/5/12/chartex" xmlns:cx7="http://schemas.microsoft.com/office/drawing/2016/5/13/chartex" xmlns:cx8="http://schemas.microsoft.com/office/drawing/2016/5/14/chartex" xmlns:mc="http://schemas.openxmlformats.org/markup-compatibility/2006" xmlns:aink="http://schemas.microsoft.com/office/drawing/2016/ink" xmlns:am3d="http://schemas.microsoft.com/office/drawing/2017/model3d" xmlns:o="urn:schemas-microsoft-com:office:office" xmlns:oel="http://schemas.microsoft.com/office/2019/extlst" xmlns:r="http://schemas.openxmlformats.org/officeDocument/2006/relationships" xmlns:m="http://schemas.openxmlformats.org/officeDocument/2006/math" xmlns:v="urn:schemas-microsoft-com:vml" xmlns:wp14="http://schemas.microsoft.com/office/word/2010/wordprocessingDrawing" xmlns:wp="http://schemas.openxmlformats.org/drawingml/2006/wordprocessingDrawing" xmlns:w10="urn:schemas-microsoft-com:office:word" xmlns:w="http://schemas.openxmlformats.org/wordprocessingml/2006/main" xmlns:w14="http://schemas.microsoft.com/office/word/2010/wordml" xmlns:w15="http://schemas.microsoft.com/office/word/2012/wordml" xmlns:w16cex="http://schemas.microsoft.com/office/word/2018/wordml/cex" xmlns:w16cid="http://schemas.microsoft.com/office/word/2016/wordml/cid" xmlns:w16="http://schemas.microsoft.com/office/word/2018/wordml" xmlns:w16du="http://schemas.microsoft.com/office/word/2023/wordml/word16du" xmlns:w16sdtdh="http://schemas.microsoft.com/office/word/2020/wordml/sdtdatahash" xmlns:w16sdtfl="http://schemas.microsoft.com/office/word/2024/wordml/sdtformatlock" xmlns:w16se="http://schemas.microsoft.com/office/word/2015/wordml/symex" xmlns:wpg="http://schemas.microsoft.com/office/word/2010/wordprocessingGroup" xmlns:wpi="http://schemas.microsoft.com/office/word/2010/wordprocessingInk" xmlns:wne="http://schemas.microsoft.com/office/word/2006/wordml" xmlns:wps="http://schemas.microsoft.com/office/word/2010/wordprocessingShape" mc:Ignorable="w14 w15 w16se w16cid w16 w16cex w16sdtdh w16sdtfl w16du wp14">
+<w:footnotes xmlns:wpc="http://schemas.microsoft.com/office/word/2010/wordprocessingCanvas" xmlns:cx="http://schemas.microsoft.com/office/drawing/2014/chartex" xmlns:cx1="http://schemas.microsoft.com/office/drawing/2015/9/8/chartex" xmlns:cx2="http://schemas.microsoft.com/office/drawing/2015/10/21/chartex" xmlns:cx3="http://schemas.microsoft.com/office/drawing/2016/5/9/chartex" xmlns:cx4="http://schemas.microsoft.com/office/drawing/2016/5/10/chartex" xmlns:cx5="http://schemas.microsoft.com/office/drawing/2016/5/11/chartex" xmlns:cx6="http://schemas.microsoft.com/office/drawing/2016/5/12/chartex" xmlns:cx7="http://schemas.microsoft.com/office/drawing/2016/5/13/chartex" xmlns:cx8="http://schemas.microsoft.com/office/drawing/2016/5/14/chartex" xmlns:mc="http://schemas.openxmlformats.org/markup-compatibility/2006" xmlns:aink="http://schemas.microsoft.com/office/drawing/2016/ink" xmlns:am3d="http://schemas.microsoft.com/office/drawing/2017/model3d" xmlns:o="urn:schemas-microsoft-com:office:office" xmlns:r="http://schemas.openxmlformats.org/officeDocument/2006/relationships" xmlns:m="http://schemas.openxmlformats.org/officeDocument/2006/math" xmlns:v="urn:schemas-microsoft-com:vml" xmlns:wp14="http://schemas.microsoft.com/office/word/2010/wordprocessingDrawing" xmlns:wp="http://schemas.openxmlformats.org/drawingml/2006/wordprocessingDrawing" xmlns:w10="urn:schemas-microsoft-com:office:word" xmlns:w="http://schemas.openxmlformats.org/wordprocessingml/2006/main" xmlns:w14="http://schemas.microsoft.com/office/word/2010/wordml" xmlns:w15="http://schemas.microsoft.com/office/word/2012/wordml" xmlns:w16cex="http://schemas.microsoft.com/office/word/2018/wordml/cex" xmlns:w16cid="http://schemas.microsoft.com/office/word/2016/wordml/cid" xmlns:w16="http://schemas.microsoft.com/office/word/2018/wordml" xmlns:w16sdtdh="http://schemas.microsoft.com/office/word/2020/wordml/sdtdatahash" xmlns:w16se="http://schemas.microsoft.com/office/word/2015/wordml/symex" xmlns:wpg="http://schemas.microsoft.com/office/word/2010/wordprocessingGroup" xmlns:wpi="http://schemas.microsoft.com/office/word/2010/wordprocessingInk" xmlns:wne="http://schemas.microsoft.com/office/word/2006/wordml" xmlns:wps="http://schemas.microsoft.com/office/word/2010/wordprocessingShape" mc:Ignorable="w14 w15 w16se w16cid w16 w16cex w16sdtdh wp14">
   <w:footnote w:type="separator" w:id="-1">
     <w:p>
       <w:pPr>
@@ -2079,10 +2593,10 @@
 </file>
 
 <file path=word/header1.xml><?xml version="1.0" encoding="utf-8"?>
-<w:hdr xmlns:wpc="http://schemas.microsoft.com/office/word/2010/wordprocessingCanvas" xmlns:cx="http://schemas.microsoft.com/office/drawing/2014/chartex" xmlns:cx1="http://schemas.microsoft.com/office/drawing/2015/9/8/chartex" xmlns:cx2="http://schemas.microsoft.com/office/drawing/2015/10/21/chartex" xmlns:cx3="http://schemas.microsoft.com/office/drawing/2016/5/9/chartex" xmlns:cx4="http://schemas.microsoft.com/office/drawing/2016/5/10/chartex" xmlns:cx5="http://schemas.microsoft.com/office/drawing/2016/5/11/chartex" xmlns:cx6="http://schemas.microsoft.com/office/drawing/2016/5/12/chartex" xmlns:cx7="http://schemas.microsoft.com/office/drawing/2016/5/13/chartex" xmlns:cx8="http://schemas.microsoft.com/office/drawing/2016/5/14/chartex" xmlns:mc="http://schemas.openxmlformats.org/markup-compatibility/2006" xmlns:aink="http://schemas.microsoft.com/office/drawing/2016/ink" xmlns:am3d="http://schemas.microsoft.com/office/drawing/2017/model3d" xmlns:o="urn:schemas-microsoft-com:office:office" xmlns:oel="http://schemas.microsoft.com/office/2019/extlst" xmlns:r="http://schemas.openxmlformats.org/officeDocument/2006/relationships" xmlns:m="http://schemas.openxmlformats.org/officeDocument/2006/math" xmlns:v="urn:schemas-microsoft-com:vml" xmlns:wp14="http://schemas.microsoft.com/office/word/2010/wordprocessingDrawing" xmlns:wp="http://schemas.openxmlformats.org/drawingml/2006/wordprocessingDrawing" xmlns:w10="urn:schemas-microsoft-com:office:word" xmlns:w="http://schemas.openxmlformats.org/wordprocessingml/2006/main" xmlns:w14="http://schemas.microsoft.com/office/word/2010/wordml" xmlns:w15="http://schemas.microsoft.com/office/word/2012/wordml" xmlns:w16cex="http://schemas.microsoft.com/office/word/2018/wordml/cex" xmlns:w16cid="http://schemas.microsoft.com/office/word/2016/wordml/cid" xmlns:w16="http://schemas.microsoft.com/office/word/2018/wordml" xmlns:w16du="http://schemas.microsoft.com/office/word/2023/wordml/word16du" xmlns:w16sdtdh="http://schemas.microsoft.com/office/word/2020/wordml/sdtdatahash" xmlns:w16sdtfl="http://schemas.microsoft.com/office/word/2024/wordml/sdtformatlock" xmlns:w16se="http://schemas.microsoft.com/office/word/2015/wordml/symex" xmlns:wpg="http://schemas.microsoft.com/office/word/2010/wordprocessingGroup" xmlns:wpi="http://schemas.microsoft.com/office/word/2010/wordprocessingInk" xmlns:wne="http://schemas.microsoft.com/office/word/2006/wordml" xmlns:wps="http://schemas.microsoft.com/office/word/2010/wordprocessingShape" mc:Ignorable="w14 w15 w16se w16cid w16 w16cex w16sdtdh w16sdtfl w16du wp14">
+<w:hdr xmlns:wpc="http://schemas.microsoft.com/office/word/2010/wordprocessingCanvas" xmlns:cx="http://schemas.microsoft.com/office/drawing/2014/chartex" xmlns:cx1="http://schemas.microsoft.com/office/drawing/2015/9/8/chartex" xmlns:cx2="http://schemas.microsoft.com/office/drawing/2015/10/21/chartex" xmlns:cx3="http://schemas.microsoft.com/office/drawing/2016/5/9/chartex" xmlns:cx4="http://schemas.microsoft.com/office/drawing/2016/5/10/chartex" xmlns:cx5="http://schemas.microsoft.com/office/drawing/2016/5/11/chartex" xmlns:cx6="http://schemas.microsoft.com/office/drawing/2016/5/12/chartex" xmlns:cx7="http://schemas.microsoft.com/office/drawing/2016/5/13/chartex" xmlns:cx8="http://schemas.microsoft.com/office/drawing/2016/5/14/chartex" xmlns:mc="http://schemas.openxmlformats.org/markup-compatibility/2006" xmlns:aink="http://schemas.microsoft.com/office/drawing/2016/ink" xmlns:am3d="http://schemas.microsoft.com/office/drawing/2017/model3d" xmlns:o="urn:schemas-microsoft-com:office:office" xmlns:r="http://schemas.openxmlformats.org/officeDocument/2006/relationships" xmlns:m="http://schemas.openxmlformats.org/officeDocument/2006/math" xmlns:v="urn:schemas-microsoft-com:vml" xmlns:wp14="http://schemas.microsoft.com/office/word/2010/wordprocessingDrawing" xmlns:wp="http://schemas.openxmlformats.org/drawingml/2006/wordprocessingDrawing" xmlns:w10="urn:schemas-microsoft-com:office:word" xmlns:w="http://schemas.openxmlformats.org/wordprocessingml/2006/main" xmlns:w14="http://schemas.microsoft.com/office/word/2010/wordml" xmlns:w15="http://schemas.microsoft.com/office/word/2012/wordml" xmlns:w16cex="http://schemas.microsoft.com/office/word/2018/wordml/cex" xmlns:w16cid="http://schemas.microsoft.com/office/word/2016/wordml/cid" xmlns:w16="http://schemas.microsoft.com/office/word/2018/wordml" xmlns:w16sdtdh="http://schemas.microsoft.com/office/word/2020/wordml/sdtdatahash" xmlns:w16se="http://schemas.microsoft.com/office/word/2015/wordml/symex" xmlns:wpg="http://schemas.microsoft.com/office/word/2010/wordprocessingGroup" xmlns:wpi="http://schemas.microsoft.com/office/word/2010/wordprocessingInk" xmlns:wne="http://schemas.microsoft.com/office/word/2006/wordml" xmlns:wps="http://schemas.microsoft.com/office/word/2010/wordprocessingShape" mc:Ignorable="w14 w15 w16se w16cid w16 w16cex w16sdtdh wp14">
   <w:p>
     <w:pPr>
-      <w:pStyle w:val="Header"/>
+      <w:pStyle w:val="a3"/>
     </w:pPr>
     <w:r>
       <w:rPr>
@@ -2153,10 +2667,10 @@
 </file>
 
 <file path=word/header2.xml><?xml version="1.0" encoding="utf-8"?>
-<w:hdr xmlns:wpc="http://schemas.microsoft.com/office/word/2010/wordprocessingCanvas" xmlns:cx="http://schemas.microsoft.com/office/drawing/2014/chartex" xmlns:cx1="http://schemas.microsoft.com/office/drawing/2015/9/8/chartex" xmlns:cx2="http://schemas.microsoft.com/office/drawing/2015/10/21/chartex" xmlns:cx3="http://schemas.microsoft.com/office/drawing/2016/5/9/chartex" xmlns:cx4="http://schemas.microsoft.com/office/drawing/2016/5/10/chartex" xmlns:cx5="http://schemas.microsoft.com/office/drawing/2016/5/11/chartex" xmlns:cx6="http://schemas.microsoft.com/office/drawing/2016/5/12/chartex" xmlns:cx7="http://schemas.microsoft.com/office/drawing/2016/5/13/chartex" xmlns:cx8="http://schemas.microsoft.com/office/drawing/2016/5/14/chartex" xmlns:mc="http://schemas.openxmlformats.org/markup-compatibility/2006" xmlns:aink="http://schemas.microsoft.com/office/drawing/2016/ink" xmlns:am3d="http://schemas.microsoft.com/office/drawing/2017/model3d" xmlns:o="urn:schemas-microsoft-com:office:office" xmlns:oel="http://schemas.microsoft.com/office/2019/extlst" xmlns:r="http://schemas.openxmlformats.org/officeDocument/2006/relationships" xmlns:m="http://schemas.openxmlformats.org/officeDocument/2006/math" xmlns:v="urn:schemas-microsoft-com:vml" xmlns:wp14="http://schemas.microsoft.com/office/word/2010/wordprocessingDrawing" xmlns:wp="http://schemas.openxmlformats.org/drawingml/2006/wordprocessingDrawing" xmlns:w10="urn:schemas-microsoft-com:office:word" xmlns:w="http://schemas.openxmlformats.org/wordprocessingml/2006/main" xmlns:w14="http://schemas.microsoft.com/office/word/2010/wordml" xmlns:w15="http://schemas.microsoft.com/office/word/2012/wordml" xmlns:w16cex="http://schemas.microsoft.com/office/word/2018/wordml/cex" xmlns:w16cid="http://schemas.microsoft.com/office/word/2016/wordml/cid" xmlns:w16="http://schemas.microsoft.com/office/word/2018/wordml" xmlns:w16du="http://schemas.microsoft.com/office/word/2023/wordml/word16du" xmlns:w16sdtdh="http://schemas.microsoft.com/office/word/2020/wordml/sdtdatahash" xmlns:w16sdtfl="http://schemas.microsoft.com/office/word/2024/wordml/sdtformatlock" xmlns:w16se="http://schemas.microsoft.com/office/word/2015/wordml/symex" xmlns:wpg="http://schemas.microsoft.com/office/word/2010/wordprocessingGroup" xmlns:wpi="http://schemas.microsoft.com/office/word/2010/wordprocessingInk" xmlns:wne="http://schemas.microsoft.com/office/word/2006/wordml" xmlns:wps="http://schemas.microsoft.com/office/word/2010/wordprocessingShape" mc:Ignorable="w14 w15 w16se w16cid w16 w16cex w16sdtdh w16sdtfl w16du wp14">
+<w:hdr xmlns:wpc="http://schemas.microsoft.com/office/word/2010/wordprocessingCanvas" xmlns:cx="http://schemas.microsoft.com/office/drawing/2014/chartex" xmlns:cx1="http://schemas.microsoft.com/office/drawing/2015/9/8/chartex" xmlns:cx2="http://schemas.microsoft.com/office/drawing/2015/10/21/chartex" xmlns:cx3="http://schemas.microsoft.com/office/drawing/2016/5/9/chartex" xmlns:cx4="http://schemas.microsoft.com/office/drawing/2016/5/10/chartex" xmlns:cx5="http://schemas.microsoft.com/office/drawing/2016/5/11/chartex" xmlns:cx6="http://schemas.microsoft.com/office/drawing/2016/5/12/chartex" xmlns:cx7="http://schemas.microsoft.com/office/drawing/2016/5/13/chartex" xmlns:cx8="http://schemas.microsoft.com/office/drawing/2016/5/14/chartex" xmlns:mc="http://schemas.openxmlformats.org/markup-compatibility/2006" xmlns:aink="http://schemas.microsoft.com/office/drawing/2016/ink" xmlns:am3d="http://schemas.microsoft.com/office/drawing/2017/model3d" xmlns:o="urn:schemas-microsoft-com:office:office" xmlns:r="http://schemas.openxmlformats.org/officeDocument/2006/relationships" xmlns:m="http://schemas.openxmlformats.org/officeDocument/2006/math" xmlns:v="urn:schemas-microsoft-com:vml" xmlns:wp14="http://schemas.microsoft.com/office/word/2010/wordprocessingDrawing" xmlns:wp="http://schemas.openxmlformats.org/drawingml/2006/wordprocessingDrawing" xmlns:w10="urn:schemas-microsoft-com:office:word" xmlns:w="http://schemas.openxmlformats.org/wordprocessingml/2006/main" xmlns:w14="http://schemas.microsoft.com/office/word/2010/wordml" xmlns:w15="http://schemas.microsoft.com/office/word/2012/wordml" xmlns:w16cex="http://schemas.microsoft.com/office/word/2018/wordml/cex" xmlns:w16cid="http://schemas.microsoft.com/office/word/2016/wordml/cid" xmlns:w16="http://schemas.microsoft.com/office/word/2018/wordml" xmlns:w16sdtdh="http://schemas.microsoft.com/office/word/2020/wordml/sdtdatahash" xmlns:w16se="http://schemas.microsoft.com/office/word/2015/wordml/symex" xmlns:wpg="http://schemas.microsoft.com/office/word/2010/wordprocessingGroup" xmlns:wpi="http://schemas.microsoft.com/office/word/2010/wordprocessingInk" xmlns:wne="http://schemas.microsoft.com/office/word/2006/wordml" xmlns:wps="http://schemas.microsoft.com/office/word/2010/wordprocessingShape" mc:Ignorable="w14 w15 w16se w16cid w16 w16cex w16sdtdh wp14">
   <w:p>
     <w:pPr>
-      <w:pStyle w:val="Header"/>
+      <w:pStyle w:val="a3"/>
     </w:pPr>
     <w:r>
       <w:rPr>
@@ -2276,7 +2790,7 @@
 </file>
 
 <file path=word/numbering.xml><?xml version="1.0" encoding="utf-8"?>
-<w:numbering xmlns:wpc="http://schemas.microsoft.com/office/word/2010/wordprocessingCanvas" xmlns:cx="http://schemas.microsoft.com/office/drawing/2014/chartex" xmlns:cx1="http://schemas.microsoft.com/office/drawing/2015/9/8/chartex" xmlns:cx2="http://schemas.microsoft.com/office/drawing/2015/10/21/chartex" xmlns:cx3="http://schemas.microsoft.com/office/drawing/2016/5/9/chartex" xmlns:cx4="http://schemas.microsoft.com/office/drawing/2016/5/10/chartex" xmlns:cx5="http://schemas.microsoft.com/office/drawing/2016/5/11/chartex" xmlns:cx6="http://schemas.microsoft.com/office/drawing/2016/5/12/chartex" xmlns:cx7="http://schemas.microsoft.com/office/drawing/2016/5/13/chartex" xmlns:cx8="http://schemas.microsoft.com/office/drawing/2016/5/14/chartex" xmlns:mc="http://schemas.openxmlformats.org/markup-compatibility/2006" xmlns:aink="http://schemas.microsoft.com/office/drawing/2016/ink" xmlns:am3d="http://schemas.microsoft.com/office/drawing/2017/model3d" xmlns:o="urn:schemas-microsoft-com:office:office" xmlns:oel="http://schemas.microsoft.com/office/2019/extlst" xmlns:r="http://schemas.openxmlformats.org/officeDocument/2006/relationships" xmlns:m="http://schemas.openxmlformats.org/officeDocument/2006/math" xmlns:v="urn:schemas-microsoft-com:vml" xmlns:wp14="http://schemas.microsoft.com/office/word/2010/wordprocessingDrawing" xmlns:wp="http://schemas.openxmlformats.org/drawingml/2006/wordprocessingDrawing" xmlns:w10="urn:schemas-microsoft-com:office:word" xmlns:w="http://schemas.openxmlformats.org/wordprocessingml/2006/main" xmlns:w14="http://schemas.microsoft.com/office/word/2010/wordml" xmlns:w15="http://schemas.microsoft.com/office/word/2012/wordml" xmlns:w16cex="http://schemas.microsoft.com/office/word/2018/wordml/cex" xmlns:w16cid="http://schemas.microsoft.com/office/word/2016/wordml/cid" xmlns:w16="http://schemas.microsoft.com/office/word/2018/wordml" xmlns:w16du="http://schemas.microsoft.com/office/word/2023/wordml/word16du" xmlns:w16sdtdh="http://schemas.microsoft.com/office/word/2020/wordml/sdtdatahash" xmlns:w16sdtfl="http://schemas.microsoft.com/office/word/2024/wordml/sdtformatlock" xmlns:w16se="http://schemas.microsoft.com/office/word/2015/wordml/symex" xmlns:wpg="http://schemas.microsoft.com/office/word/2010/wordprocessingGroup" xmlns:wpi="http://schemas.microsoft.com/office/word/2010/wordprocessingInk" xmlns:wne="http://schemas.microsoft.com/office/word/2006/wordml" xmlns:wps="http://schemas.microsoft.com/office/word/2010/wordprocessingShape" mc:Ignorable="w14 w15 w16se w16cid w16 w16cex w16sdtdh w16sdtfl w16du wp14">
+<w:numbering xmlns:wpc="http://schemas.microsoft.com/office/word/2010/wordprocessingCanvas" xmlns:cx="http://schemas.microsoft.com/office/drawing/2014/chartex" xmlns:cx1="http://schemas.microsoft.com/office/drawing/2015/9/8/chartex" xmlns:cx2="http://schemas.microsoft.com/office/drawing/2015/10/21/chartex" xmlns:cx3="http://schemas.microsoft.com/office/drawing/2016/5/9/chartex" xmlns:cx4="http://schemas.microsoft.com/office/drawing/2016/5/10/chartex" xmlns:cx5="http://schemas.microsoft.com/office/drawing/2016/5/11/chartex" xmlns:cx6="http://schemas.microsoft.com/office/drawing/2016/5/12/chartex" xmlns:cx7="http://schemas.microsoft.com/office/drawing/2016/5/13/chartex" xmlns:cx8="http://schemas.microsoft.com/office/drawing/2016/5/14/chartex" xmlns:mc="http://schemas.openxmlformats.org/markup-compatibility/2006" xmlns:aink="http://schemas.microsoft.com/office/drawing/2016/ink" xmlns:am3d="http://schemas.microsoft.com/office/drawing/2017/model3d" xmlns:o="urn:schemas-microsoft-com:office:office" xmlns:r="http://schemas.openxmlformats.org/officeDocument/2006/relationships" xmlns:m="http://schemas.openxmlformats.org/officeDocument/2006/math" xmlns:v="urn:schemas-microsoft-com:vml" xmlns:wp14="http://schemas.microsoft.com/office/word/2010/wordprocessingDrawing" xmlns:wp="http://schemas.openxmlformats.org/drawingml/2006/wordprocessingDrawing" xmlns:w10="urn:schemas-microsoft-com:office:word" xmlns:w="http://schemas.openxmlformats.org/wordprocessingml/2006/main" xmlns:w14="http://schemas.microsoft.com/office/word/2010/wordml" xmlns:w15="http://schemas.microsoft.com/office/word/2012/wordml" xmlns:w16cex="http://schemas.microsoft.com/office/word/2018/wordml/cex" xmlns:w16cid="http://schemas.microsoft.com/office/word/2016/wordml/cid" xmlns:w16="http://schemas.microsoft.com/office/word/2018/wordml" xmlns:w16sdtdh="http://schemas.microsoft.com/office/word/2020/wordml/sdtdatahash" xmlns:w16se="http://schemas.microsoft.com/office/word/2015/wordml/symex" xmlns:wpg="http://schemas.microsoft.com/office/word/2010/wordprocessingGroup" xmlns:wpi="http://schemas.microsoft.com/office/word/2010/wordprocessingInk" xmlns:wne="http://schemas.microsoft.com/office/word/2006/wordml" xmlns:wps="http://schemas.microsoft.com/office/word/2010/wordprocessingShape" mc:Ignorable="w14 w15 w16se w16cid w16 w16cex w16sdtdh wp14">
   <w:abstractNum w:abstractNumId="0" w15:restartNumberingAfterBreak="0">
     <w:nsid w:val="0D4001D1"/>
     <w:multiLevelType w:val="hybridMultilevel"/>
@@ -2964,7 +3478,7 @@
     <w:lvl w:ilvl="0">
       <w:start w:val="1"/>
       <w:numFmt w:val="decimal"/>
-      <w:pStyle w:val="Heading1"/>
+      <w:pStyle w:val="1"/>
       <w:lvlText w:val="%1"/>
       <w:lvlJc w:val="left"/>
       <w:pPr>
@@ -2974,7 +3488,7 @@
     <w:lvl w:ilvl="1">
       <w:start w:val="1"/>
       <w:numFmt w:val="decimal"/>
-      <w:pStyle w:val="Heading2"/>
+      <w:pStyle w:val="2"/>
       <w:lvlText w:val="%1.%2"/>
       <w:lvlJc w:val="left"/>
       <w:pPr>
@@ -2984,7 +3498,7 @@
     <w:lvl w:ilvl="2">
       <w:start w:val="1"/>
       <w:numFmt w:val="decimal"/>
-      <w:pStyle w:val="Heading3"/>
+      <w:pStyle w:val="3"/>
       <w:lvlText w:val="%1.%2.%3"/>
       <w:lvlJc w:val="left"/>
       <w:pPr>
@@ -5413,20 +5927,20 @@
       </w:pPr>
     </w:lvl>
   </w:abstractNum>
-  <w:num w:numId="1" w16cid:durableId="394861297">
+  <w:num w:numId="1">
     <w:abstractNumId w:val="6"/>
   </w:num>
-  <w:num w:numId="2" w16cid:durableId="1659336793">
+  <w:num w:numId="2">
     <w:abstractNumId w:val="3"/>
   </w:num>
-  <w:num w:numId="3" w16cid:durableId="1067533621">
+  <w:num w:numId="3">
     <w:abstractNumId w:val="6"/>
     <w:lvlOverride w:ilvl="0">
       <w:startOverride w:val="3"/>
       <w:lvl w:ilvl="0">
         <w:start w:val="3"/>
         <w:numFmt w:val="decimal"/>
-        <w:pStyle w:val="Heading1"/>
+        <w:pStyle w:val="1"/>
         <w:lvlText w:val="%1"/>
         <w:lvlJc w:val="left"/>
         <w:pPr>
@@ -5435,14 +5949,14 @@
       </w:lvl>
     </w:lvlOverride>
   </w:num>
-  <w:num w:numId="4" w16cid:durableId="230236591">
+  <w:num w:numId="4">
     <w:abstractNumId w:val="6"/>
     <w:lvlOverride w:ilvl="0">
       <w:startOverride w:val="4"/>
       <w:lvl w:ilvl="0">
         <w:start w:val="4"/>
         <w:numFmt w:val="decimal"/>
-        <w:pStyle w:val="Heading1"/>
+        <w:pStyle w:val="1"/>
         <w:lvlText w:val="%1"/>
         <w:lvlJc w:val="left"/>
         <w:pPr>
@@ -5451,101 +5965,101 @@
       </w:lvl>
     </w:lvlOverride>
   </w:num>
-  <w:num w:numId="5" w16cid:durableId="874119345">
+  <w:num w:numId="5">
     <w:abstractNumId w:val="18"/>
   </w:num>
-  <w:num w:numId="6" w16cid:durableId="1578831202">
+  <w:num w:numId="6">
     <w:abstractNumId w:val="14"/>
   </w:num>
-  <w:num w:numId="7" w16cid:durableId="1121269125">
+  <w:num w:numId="7">
     <w:abstractNumId w:val="27"/>
   </w:num>
-  <w:num w:numId="8" w16cid:durableId="891961673">
+  <w:num w:numId="8">
     <w:abstractNumId w:val="6"/>
   </w:num>
-  <w:num w:numId="9" w16cid:durableId="494999840">
+  <w:num w:numId="9">
     <w:abstractNumId w:val="1"/>
   </w:num>
-  <w:num w:numId="10" w16cid:durableId="941570797">
+  <w:num w:numId="10">
     <w:abstractNumId w:val="6"/>
   </w:num>
-  <w:num w:numId="11" w16cid:durableId="1419450321">
+  <w:num w:numId="11">
     <w:abstractNumId w:val="12"/>
   </w:num>
-  <w:num w:numId="12" w16cid:durableId="1085499003">
+  <w:num w:numId="12">
     <w:abstractNumId w:val="16"/>
   </w:num>
-  <w:num w:numId="13" w16cid:durableId="1942490211">
+  <w:num w:numId="13">
     <w:abstractNumId w:val="20"/>
   </w:num>
-  <w:num w:numId="14" w16cid:durableId="1959723259">
+  <w:num w:numId="14">
     <w:abstractNumId w:val="6"/>
   </w:num>
-  <w:num w:numId="15" w16cid:durableId="1817646455">
+  <w:num w:numId="15">
     <w:abstractNumId w:val="6"/>
   </w:num>
-  <w:num w:numId="16" w16cid:durableId="78793028">
+  <w:num w:numId="16">
     <w:abstractNumId w:val="5"/>
   </w:num>
-  <w:num w:numId="17" w16cid:durableId="407774472">
+  <w:num w:numId="17">
     <w:abstractNumId w:val="21"/>
   </w:num>
-  <w:num w:numId="18" w16cid:durableId="1870145909">
+  <w:num w:numId="18">
     <w:abstractNumId w:val="11"/>
   </w:num>
-  <w:num w:numId="19" w16cid:durableId="744037205">
+  <w:num w:numId="19">
     <w:abstractNumId w:val="15"/>
   </w:num>
-  <w:num w:numId="20" w16cid:durableId="1912957316">
+  <w:num w:numId="20">
     <w:abstractNumId w:val="0"/>
   </w:num>
-  <w:num w:numId="21" w16cid:durableId="414522755">
+  <w:num w:numId="21">
     <w:abstractNumId w:val="24"/>
   </w:num>
-  <w:num w:numId="22" w16cid:durableId="642538400">
+  <w:num w:numId="22">
     <w:abstractNumId w:val="7"/>
   </w:num>
-  <w:num w:numId="23" w16cid:durableId="438531687">
+  <w:num w:numId="23">
     <w:abstractNumId w:val="19"/>
   </w:num>
-  <w:num w:numId="24" w16cid:durableId="157960234">
+  <w:num w:numId="24">
     <w:abstractNumId w:val="25"/>
   </w:num>
-  <w:num w:numId="25" w16cid:durableId="1869446083">
+  <w:num w:numId="25">
     <w:abstractNumId w:val="10"/>
   </w:num>
-  <w:num w:numId="26" w16cid:durableId="2001885600">
+  <w:num w:numId="26">
     <w:abstractNumId w:val="17"/>
   </w:num>
-  <w:num w:numId="27" w16cid:durableId="2088651759">
+  <w:num w:numId="27">
     <w:abstractNumId w:val="9"/>
   </w:num>
-  <w:num w:numId="28" w16cid:durableId="1436094268">
+  <w:num w:numId="28">
     <w:abstractNumId w:val="26"/>
   </w:num>
-  <w:num w:numId="29" w16cid:durableId="486552053">
+  <w:num w:numId="29">
     <w:abstractNumId w:val="8"/>
   </w:num>
-  <w:num w:numId="30" w16cid:durableId="488524882">
+  <w:num w:numId="30">
     <w:abstractNumId w:val="2"/>
   </w:num>
-  <w:num w:numId="31" w16cid:durableId="1547135032">
+  <w:num w:numId="31">
     <w:abstractNumId w:val="23"/>
   </w:num>
-  <w:num w:numId="32" w16cid:durableId="1646541070">
+  <w:num w:numId="32">
     <w:abstractNumId w:val="22"/>
   </w:num>
-  <w:num w:numId="33" w16cid:durableId="2031373857">
+  <w:num w:numId="33">
     <w:abstractNumId w:val="4"/>
   </w:num>
-  <w:num w:numId="34" w16cid:durableId="829445827">
+  <w:num w:numId="34">
     <w:abstractNumId w:val="13"/>
   </w:num>
 </w:numbering>
 </file>
 
 <file path=word/styles.xml><?xml version="1.0" encoding="utf-8"?>
-<w:styles xmlns:mc="http://schemas.openxmlformats.org/markup-compatibility/2006" xmlns:r="http://schemas.openxmlformats.org/officeDocument/2006/relationships" xmlns:w="http://schemas.openxmlformats.org/wordprocessingml/2006/main" xmlns:w14="http://schemas.microsoft.com/office/word/2010/wordml" xmlns:w15="http://schemas.microsoft.com/office/word/2012/wordml" xmlns:w16cex="http://schemas.microsoft.com/office/word/2018/wordml/cex" xmlns:w16cid="http://schemas.microsoft.com/office/word/2016/wordml/cid" xmlns:w16="http://schemas.microsoft.com/office/word/2018/wordml" xmlns:w16du="http://schemas.microsoft.com/office/word/2023/wordml/word16du" xmlns:w16sdtdh="http://schemas.microsoft.com/office/word/2020/wordml/sdtdatahash" xmlns:w16sdtfl="http://schemas.microsoft.com/office/word/2024/wordml/sdtformatlock" xmlns:w16se="http://schemas.microsoft.com/office/word/2015/wordml/symex" mc:Ignorable="w14 w15 w16se w16cid w16 w16cex w16sdtdh w16sdtfl w16du">
+<w:styles xmlns:mc="http://schemas.openxmlformats.org/markup-compatibility/2006" xmlns:r="http://schemas.openxmlformats.org/officeDocument/2006/relationships" xmlns:w="http://schemas.openxmlformats.org/wordprocessingml/2006/main" xmlns:w14="http://schemas.microsoft.com/office/word/2010/wordml" xmlns:w15="http://schemas.microsoft.com/office/word/2012/wordml" xmlns:w16cex="http://schemas.microsoft.com/office/word/2018/wordml/cex" xmlns:w16cid="http://schemas.microsoft.com/office/word/2016/wordml/cid" xmlns:w16="http://schemas.microsoft.com/office/word/2018/wordml" xmlns:w16sdtdh="http://schemas.microsoft.com/office/word/2020/wordml/sdtdatahash" xmlns:w16se="http://schemas.microsoft.com/office/word/2015/wordml/symex" mc:Ignorable="w14 w15 w16se w16cid w16 w16cex w16sdtdh">
   <w:docDefaults>
     <w:rPrDefault>
       <w:rPr>
@@ -5941,7 +6455,7 @@
     <w:lsdException w:name="Unresolved Mention" w:semiHidden="1" w:unhideWhenUsed="1"/>
     <w:lsdException w:name="Smart Link" w:semiHidden="1" w:unhideWhenUsed="1"/>
   </w:latentStyles>
-  <w:style w:type="paragraph" w:default="1" w:styleId="Normal">
+  <w:style w:type="paragraph" w:default="1" w:styleId="a">
     <w:name w:val="Normal"/>
     <w:qFormat/>
     <w:pPr>
@@ -5953,10 +6467,10 @@
       <w:lang w:val="en-US"/>
     </w:rPr>
   </w:style>
-  <w:style w:type="paragraph" w:styleId="Heading1">
+  <w:style w:type="paragraph" w:styleId="1">
     <w:name w:val="heading 1"/>
-    <w:basedOn w:val="Normal"/>
-    <w:next w:val="Normal"/>
+    <w:basedOn w:val="a"/>
+    <w:next w:val="a"/>
     <w:uiPriority w:val="9"/>
     <w:qFormat/>
     <w:pPr>
@@ -5975,10 +6489,10 @@
       <w:szCs w:val="32"/>
     </w:rPr>
   </w:style>
-  <w:style w:type="paragraph" w:styleId="Heading2">
+  <w:style w:type="paragraph" w:styleId="2">
     <w:name w:val="heading 2"/>
-    <w:basedOn w:val="Normal"/>
-    <w:next w:val="Normal"/>
+    <w:basedOn w:val="a"/>
+    <w:next w:val="a"/>
     <w:uiPriority w:val="9"/>
     <w:unhideWhenUsed/>
     <w:qFormat/>
@@ -6000,10 +6514,10 @@
       <w:szCs w:val="26"/>
     </w:rPr>
   </w:style>
-  <w:style w:type="paragraph" w:styleId="Heading3">
+  <w:style w:type="paragraph" w:styleId="3">
     <w:name w:val="heading 3"/>
-    <w:basedOn w:val="Normal"/>
-    <w:next w:val="Normal"/>
+    <w:basedOn w:val="a"/>
+    <w:next w:val="a"/>
     <w:uiPriority w:val="9"/>
     <w:unhideWhenUsed/>
     <w:qFormat/>
@@ -6022,10 +6536,10 @@
       <w:szCs w:val="24"/>
     </w:rPr>
   </w:style>
-  <w:style w:type="paragraph" w:styleId="Heading4">
+  <w:style w:type="paragraph" w:styleId="4">
     <w:name w:val="heading 4"/>
-    <w:basedOn w:val="Normal"/>
-    <w:next w:val="Normal"/>
+    <w:basedOn w:val="a"/>
+    <w:next w:val="a"/>
     <w:uiPriority w:val="9"/>
     <w:semiHidden/>
     <w:unhideWhenUsed/>
@@ -6043,13 +6557,13 @@
       <w:color w:val="198EBE"/>
     </w:rPr>
   </w:style>
-  <w:style w:type="character" w:default="1" w:styleId="DefaultParagraphFont">
+  <w:style w:type="character" w:default="1" w:styleId="a0">
     <w:name w:val="Default Paragraph Font"/>
     <w:uiPriority w:val="1"/>
     <w:semiHidden/>
     <w:unhideWhenUsed/>
   </w:style>
-  <w:style w:type="table" w:default="1" w:styleId="TableNormal">
+  <w:style w:type="table" w:default="1" w:styleId="a1">
     <w:name w:val="Normal Table"/>
     <w:uiPriority w:val="99"/>
     <w:semiHidden/>
@@ -6064,7 +6578,7 @@
       </w:tblCellMar>
     </w:tblPr>
   </w:style>
-  <w:style w:type="numbering" w:default="1" w:styleId="NoList">
+  <w:style w:type="numbering" w:default="1" w:styleId="a2">
     <w:name w:val="No List"/>
     <w:uiPriority w:val="99"/>
     <w:semiHidden/>
@@ -6072,16 +6586,16 @@
   </w:style>
   <w:style w:type="numbering" w:customStyle="1" w:styleId="WWOutlineListStyle">
     <w:name w:val="WW_OutlineListStyle"/>
-    <w:basedOn w:val="NoList"/>
+    <w:basedOn w:val="a2"/>
     <w:pPr>
       <w:numPr>
         <w:numId w:val="1"/>
       </w:numPr>
     </w:pPr>
   </w:style>
-  <w:style w:type="paragraph" w:styleId="Header">
+  <w:style w:type="paragraph" w:styleId="a3">
     <w:name w:val="header"/>
-    <w:basedOn w:val="Normal"/>
+    <w:basedOn w:val="a"/>
     <w:pPr>
       <w:tabs>
         <w:tab w:val="center" w:pos="4536"/>
@@ -6092,14 +6606,14 @@
   </w:style>
   <w:style w:type="character" w:customStyle="1" w:styleId="HeaderChar">
     <w:name w:val="Header Char"/>
-    <w:basedOn w:val="DefaultParagraphFont"/>
+    <w:basedOn w:val="a0"/>
     <w:rPr>
       <w:lang w:val="en-GB"/>
     </w:rPr>
   </w:style>
-  <w:style w:type="paragraph" w:styleId="Footer">
+  <w:style w:type="paragraph" w:styleId="a4">
     <w:name w:val="footer"/>
-    <w:basedOn w:val="Normal"/>
+    <w:basedOn w:val="a"/>
     <w:pPr>
       <w:tabs>
         <w:tab w:val="center" w:pos="4536"/>
@@ -6110,14 +6624,14 @@
   </w:style>
   <w:style w:type="character" w:customStyle="1" w:styleId="FooterChar">
     <w:name w:val="Footer Char"/>
-    <w:basedOn w:val="DefaultParagraphFont"/>
+    <w:basedOn w:val="a0"/>
     <w:rPr>
       <w:lang w:val="en-GB"/>
     </w:rPr>
   </w:style>
   <w:style w:type="paragraph" w:customStyle="1" w:styleId="BUASFooter">
     <w:name w:val="BUAS Footer"/>
-    <w:basedOn w:val="Footer"/>
+    <w:basedOn w:val="a4"/>
     <w:qFormat/>
     <w:rsid w:val="00EA3DEB"/>
     <w:pPr>
@@ -6171,7 +6685,7 @@
   </w:style>
   <w:style w:type="character" w:customStyle="1" w:styleId="Heading1Char">
     <w:name w:val="Heading 1 Char"/>
-    <w:basedOn w:val="DefaultParagraphFont"/>
+    <w:basedOn w:val="a0"/>
     <w:uiPriority w:val="9"/>
     <w:rPr>
       <w:rFonts w:ascii="Open Sans" w:eastAsia="Times New Roman" w:hAnsi="Open Sans" w:cs="Times New Roman"/>
@@ -6181,9 +6695,9 @@
       <w:lang w:val="en-GB"/>
     </w:rPr>
   </w:style>
-  <w:style w:type="paragraph" w:styleId="EndnoteText">
+  <w:style w:type="paragraph" w:styleId="a5">
     <w:name w:val="endnote text"/>
-    <w:basedOn w:val="Normal"/>
+    <w:basedOn w:val="a"/>
     <w:pPr>
       <w:spacing w:line="240" w:lineRule="auto"/>
     </w:pPr>
@@ -6194,7 +6708,7 @@
   </w:style>
   <w:style w:type="character" w:customStyle="1" w:styleId="EndnoteTextChar">
     <w:name w:val="Endnote Text Char"/>
-    <w:basedOn w:val="DefaultParagraphFont"/>
+    <w:basedOn w:val="a0"/>
     <w:rPr>
       <w:sz w:val="20"/>
       <w:szCs w:val="20"/>
@@ -6203,7 +6717,7 @@
   </w:style>
   <w:style w:type="character" w:customStyle="1" w:styleId="Heading2Char">
     <w:name w:val="Heading 2 Char"/>
-    <w:basedOn w:val="DefaultParagraphFont"/>
+    <w:basedOn w:val="a0"/>
     <w:rPr>
       <w:rFonts w:ascii="Open Sans" w:eastAsia="Times New Roman" w:hAnsi="Open Sans" w:cs="Times New Roman"/>
       <w:b/>
@@ -6215,7 +6729,7 @@
   </w:style>
   <w:style w:type="character" w:customStyle="1" w:styleId="Heading3Char">
     <w:name w:val="Heading 3 Char"/>
-    <w:basedOn w:val="DefaultParagraphFont"/>
+    <w:basedOn w:val="a0"/>
     <w:rPr>
       <w:rFonts w:ascii="Open Sans SemiBold" w:eastAsia="Times New Roman" w:hAnsi="Open Sans SemiBold" w:cs="Times New Roman"/>
       <w:color w:val="00416B"/>
@@ -6224,16 +6738,16 @@
       <w:lang w:val="en-GB"/>
     </w:rPr>
   </w:style>
-  <w:style w:type="paragraph" w:styleId="ListParagraph">
+  <w:style w:type="paragraph" w:styleId="a6">
     <w:name w:val="List Paragraph"/>
-    <w:basedOn w:val="Normal"/>
+    <w:basedOn w:val="a"/>
     <w:pPr>
       <w:ind w:left="720"/>
     </w:pPr>
   </w:style>
   <w:style w:type="paragraph" w:customStyle="1" w:styleId="BUASBulletList">
     <w:name w:val="BUAS Bullet List"/>
-    <w:basedOn w:val="ListParagraph"/>
+    <w:basedOn w:val="a6"/>
     <w:pPr>
       <w:numPr>
         <w:numId w:val="2"/>
@@ -6242,7 +6756,7 @@
   </w:style>
   <w:style w:type="paragraph" w:customStyle="1" w:styleId="BUASPhotoCredit">
     <w:name w:val="BUAS Photo Credit"/>
-    <w:basedOn w:val="Normal"/>
+    <w:basedOn w:val="a"/>
     <w:rPr>
       <w:color w:val="5B6670"/>
       <w:sz w:val="16"/>
@@ -6250,7 +6764,7 @@
   </w:style>
   <w:style w:type="character" w:customStyle="1" w:styleId="ListParagraphChar">
     <w:name w:val="List Paragraph Char"/>
-    <w:basedOn w:val="DefaultParagraphFont"/>
+    <w:basedOn w:val="a0"/>
     <w:rPr>
       <w:sz w:val="20"/>
       <w:lang w:val="en-GB"/>
@@ -6264,16 +6778,16 @@
       <w:lang w:val="en-GB"/>
     </w:rPr>
   </w:style>
-  <w:style w:type="paragraph" w:styleId="FootnoteText">
+  <w:style w:type="paragraph" w:styleId="a7">
     <w:name w:val="footnote text"/>
-    <w:basedOn w:val="Footer"/>
+    <w:basedOn w:val="a4"/>
     <w:rPr>
       <w:color w:val="000000"/>
     </w:rPr>
   </w:style>
   <w:style w:type="character" w:customStyle="1" w:styleId="BUASPhotoCreditChar">
     <w:name w:val="BUAS Photo Credit Char"/>
-    <w:basedOn w:val="DefaultParagraphFont"/>
+    <w:basedOn w:val="a0"/>
     <w:rPr>
       <w:color w:val="5B6670"/>
       <w:sz w:val="16"/>
@@ -6282,7 +6796,7 @@
   </w:style>
   <w:style w:type="character" w:customStyle="1" w:styleId="FootnoteTextChar">
     <w:name w:val="Footnote Text Char"/>
-    <w:basedOn w:val="DefaultParagraphFont"/>
+    <w:basedOn w:val="a0"/>
     <w:rPr>
       <w:color w:val="000000"/>
       <w:sz w:val="18"/>
@@ -6291,7 +6805,7 @@
   </w:style>
   <w:style w:type="paragraph" w:customStyle="1" w:styleId="Basisalinea">
     <w:name w:val="[Basisalinea]"/>
-    <w:basedOn w:val="Normal"/>
+    <w:basedOn w:val="a"/>
     <w:pPr>
       <w:autoSpaceDE w:val="0"/>
       <w:spacing w:line="288" w:lineRule="auto"/>
@@ -6313,7 +6827,7 @@
   </w:style>
   <w:style w:type="paragraph" w:customStyle="1" w:styleId="BUASIntroductionTitle">
     <w:name w:val="BUAS Introduction Title"/>
-    <w:basedOn w:val="Heading1"/>
+    <w:basedOn w:val="1"/>
     <w:pPr>
       <w:numPr>
         <w:numId w:val="0"/>
@@ -6322,7 +6836,7 @@
   </w:style>
   <w:style w:type="paragraph" w:customStyle="1" w:styleId="BUASIntroductionHeader">
     <w:name w:val="BUAS Introduction Header"/>
-    <w:basedOn w:val="Heading2"/>
+    <w:basedOn w:val="2"/>
     <w:pPr>
       <w:numPr>
         <w:ilvl w:val="0"/>
@@ -6343,7 +6857,7 @@
   </w:style>
   <w:style w:type="paragraph" w:customStyle="1" w:styleId="BUASIntroductionSubHeader">
     <w:name w:val="BUAS Introduction Sub Header"/>
-    <w:basedOn w:val="Heading3"/>
+    <w:basedOn w:val="3"/>
     <w:pPr>
       <w:numPr>
         <w:ilvl w:val="0"/>
@@ -6365,7 +6879,7 @@
   </w:style>
   <w:style w:type="paragraph" w:customStyle="1" w:styleId="BUASAppendix">
     <w:name w:val="BUAS Appendix"/>
-    <w:basedOn w:val="Heading1"/>
+    <w:basedOn w:val="1"/>
     <w:pPr>
       <w:numPr>
         <w:numId w:val="0"/>
@@ -6390,7 +6904,7 @@
   </w:style>
   <w:style w:type="character" w:customStyle="1" w:styleId="Heading4Char">
     <w:name w:val="Heading 4 Char"/>
-    <w:basedOn w:val="DefaultParagraphFont"/>
+    <w:basedOn w:val="a0"/>
     <w:rPr>
       <w:rFonts w:ascii="Open Sans" w:eastAsia="Times New Roman" w:hAnsi="Open Sans" w:cs="Times New Roman"/>
       <w:i/>
@@ -6412,10 +6926,10 @@
       <w:lang w:val="en-GB"/>
     </w:rPr>
   </w:style>
-  <w:style w:type="paragraph" w:styleId="TOC1">
+  <w:style w:type="paragraph" w:styleId="10">
     <w:name w:val="toc 1"/>
-    <w:basedOn w:val="Normal"/>
-    <w:next w:val="Normal"/>
+    <w:basedOn w:val="a"/>
+    <w:next w:val="a"/>
     <w:autoRedefine/>
     <w:uiPriority w:val="39"/>
     <w:pPr>
@@ -6433,10 +6947,10 @@
       <w:color w:val="00416B"/>
     </w:rPr>
   </w:style>
-  <w:style w:type="paragraph" w:styleId="TOC2">
+  <w:style w:type="paragraph" w:styleId="20">
     <w:name w:val="toc 2"/>
-    <w:basedOn w:val="Normal"/>
-    <w:next w:val="Normal"/>
+    <w:basedOn w:val="a"/>
+    <w:next w:val="a"/>
     <w:autoRedefine/>
     <w:uiPriority w:val="39"/>
     <w:pPr>
@@ -6449,10 +6963,10 @@
       </w:tabs>
     </w:pPr>
   </w:style>
-  <w:style w:type="paragraph" w:styleId="TOC3">
+  <w:style w:type="paragraph" w:styleId="30">
     <w:name w:val="toc 3"/>
-    <w:basedOn w:val="Normal"/>
-    <w:next w:val="Normal"/>
+    <w:basedOn w:val="a"/>
+    <w:next w:val="a"/>
     <w:autoRedefine/>
     <w:pPr>
       <w:pBdr>
@@ -6470,24 +6984,24 @@
       <w:color w:val="3CB4E5"/>
     </w:rPr>
   </w:style>
-  <w:style w:type="character" w:styleId="Hyperlink">
+  <w:style w:type="character" w:styleId="a8">
     <w:name w:val="Hyperlink"/>
-    <w:basedOn w:val="DefaultParagraphFont"/>
+    <w:basedOn w:val="a0"/>
     <w:uiPriority w:val="99"/>
     <w:rPr>
       <w:color w:val="0563C1"/>
       <w:u w:val="single"/>
     </w:rPr>
   </w:style>
-  <w:style w:type="paragraph" w:styleId="Index4">
+  <w:style w:type="paragraph" w:styleId="40">
     <w:name w:val="index 4"/>
-    <w:basedOn w:val="TOC3"/>
-    <w:next w:val="Normal"/>
+    <w:basedOn w:val="30"/>
+    <w:next w:val="a"/>
     <w:autoRedefine/>
   </w:style>
-  <w:style w:type="paragraph" w:styleId="BalloonText">
+  <w:style w:type="paragraph" w:styleId="a9">
     <w:name w:val="Balloon Text"/>
-    <w:basedOn w:val="Normal"/>
+    <w:basedOn w:val="a"/>
     <w:pPr>
       <w:spacing w:line="240" w:lineRule="auto"/>
     </w:pPr>
@@ -6498,7 +7012,7 @@
   </w:style>
   <w:style w:type="character" w:customStyle="1" w:styleId="BalloonTextChar">
     <w:name w:val="Balloon Text Char"/>
-    <w:basedOn w:val="DefaultParagraphFont"/>
+    <w:basedOn w:val="a0"/>
     <w:rPr>
       <w:rFonts w:ascii="Segoe UI" w:hAnsi="Segoe UI" w:cs="Segoe UI"/>
       <w:sz w:val="18"/>
@@ -6506,16 +7020,16 @@
       <w:lang w:val="en-GB"/>
     </w:rPr>
   </w:style>
-  <w:style w:type="character" w:styleId="PlaceholderText">
+  <w:style w:type="character" w:styleId="aa">
     <w:name w:val="Placeholder Text"/>
-    <w:basedOn w:val="DefaultParagraphFont"/>
+    <w:basedOn w:val="a0"/>
     <w:rPr>
       <w:color w:val="808080"/>
     </w:rPr>
   </w:style>
-  <w:style w:type="character" w:styleId="FootnoteReference">
+  <w:style w:type="character" w:styleId="ab">
     <w:name w:val="footnote reference"/>
-    <w:basedOn w:val="DefaultParagraphFont"/>
+    <w:basedOn w:val="a0"/>
     <w:rPr>
       <w:position w:val="0"/>
       <w:vertAlign w:val="superscript"/>
@@ -6523,7 +7037,7 @@
   </w:style>
   <w:style w:type="numbering" w:customStyle="1" w:styleId="LFO11">
     <w:name w:val="LFO11"/>
-    <w:basedOn w:val="NoList"/>
+    <w:basedOn w:val="a2"/>
     <w:pPr>
       <w:numPr>
         <w:numId w:val="2"/>
@@ -6532,7 +7046,7 @@
   </w:style>
   <w:style w:type="paragraph" w:customStyle="1" w:styleId="BUASDate">
     <w:name w:val="BUAS Date"/>
-    <w:basedOn w:val="Heading1"/>
+    <w:basedOn w:val="1"/>
     <w:rsid w:val="00EA3DEB"/>
     <w:pPr>
       <w:numPr>
@@ -6546,9 +7060,9 @@
       <w:szCs w:val="20"/>
     </w:rPr>
   </w:style>
-  <w:style w:type="character" w:styleId="Strong">
+  <w:style w:type="character" w:styleId="ac">
     <w:name w:val="Strong"/>
-    <w:basedOn w:val="DefaultParagraphFont"/>
+    <w:basedOn w:val="a0"/>
     <w:uiPriority w:val="22"/>
     <w:qFormat/>
     <w:rsid w:val="009233E3"/>
@@ -6557,9 +7071,9 @@
       <w:bCs/>
     </w:rPr>
   </w:style>
-  <w:style w:type="paragraph" w:styleId="NormalWeb">
+  <w:style w:type="paragraph" w:styleId="ad">
     <w:name w:val="Normal (Web)"/>
-    <w:basedOn w:val="Normal"/>
+    <w:basedOn w:val="a"/>
     <w:uiPriority w:val="99"/>
     <w:unhideWhenUsed/>
     <w:rsid w:val="009233E3"/>
@@ -6576,9 +7090,9 @@
       <w:lang w:eastAsia="en-GB"/>
     </w:rPr>
   </w:style>
-  <w:style w:type="table" w:styleId="TableGrid">
+  <w:style w:type="table" w:styleId="ae">
     <w:name w:val="Table Grid"/>
-    <w:basedOn w:val="TableNormal"/>
+    <w:basedOn w:val="a1"/>
     <w:uiPriority w:val="39"/>
     <w:rsid w:val="00FC4377"/>
     <w:pPr>
@@ -6595,9 +7109,9 @@
       </w:tblBorders>
     </w:tblPr>
   </w:style>
-  <w:style w:type="character" w:styleId="Emphasis">
+  <w:style w:type="character" w:styleId="af">
     <w:name w:val="Emphasis"/>
-    <w:basedOn w:val="DefaultParagraphFont"/>
+    <w:basedOn w:val="a0"/>
     <w:uiPriority w:val="20"/>
     <w:qFormat/>
     <w:rsid w:val="00713DCA"/>
@@ -6606,9 +7120,9 @@
       <w:iCs/>
     </w:rPr>
   </w:style>
-  <w:style w:type="character" w:styleId="UnresolvedMention">
+  <w:style w:type="character" w:styleId="af0">
     <w:name w:val="Unresolved Mention"/>
-    <w:basedOn w:val="DefaultParagraphFont"/>
+    <w:basedOn w:val="a0"/>
     <w:uiPriority w:val="99"/>
     <w:semiHidden/>
     <w:unhideWhenUsed/>
@@ -6618,13 +7132,29 @@
       <w:shd w:val="clear" w:color="auto" w:fill="E1DFDD"/>
     </w:rPr>
   </w:style>
-  <w:style w:type="paragraph" w:styleId="Bibliography">
+  <w:style w:type="paragraph" w:styleId="af1">
     <w:name w:val="Bibliography"/>
-    <w:basedOn w:val="Normal"/>
-    <w:next w:val="Normal"/>
+    <w:basedOn w:val="a"/>
+    <w:next w:val="a"/>
     <w:uiPriority w:val="37"/>
     <w:unhideWhenUsed/>
     <w:rsid w:val="00E80135"/>
+  </w:style>
+  <w:style w:type="paragraph" w:customStyle="1" w:styleId="font-claude-response-body">
+    <w:name w:val="font-claude-response-body"/>
+    <w:basedOn w:val="a"/>
+    <w:rsid w:val="006F3F1F"/>
+    <w:pPr>
+      <w:suppressAutoHyphens w:val="0"/>
+      <w:autoSpaceDN/>
+      <w:spacing w:before="100" w:beforeAutospacing="1" w:after="100" w:afterAutospacing="1" w:line="240" w:lineRule="auto"/>
+      <w:textAlignment w:val="auto"/>
+    </w:pPr>
+    <w:rPr>
+      <w:rFonts w:ascii="Times New Roman" w:eastAsia="Times New Roman" w:hAnsi="Times New Roman"/>
+      <w:sz w:val="24"/>
+      <w:szCs w:val="24"/>
+    </w:rPr>
   </w:style>
 </w:styles>
 </file>
@@ -6958,15 +7488,6 @@
 </file>
 
 <file path=customXml/item1.xml><?xml version="1.0" encoding="utf-8"?>
-<?mso-contentType ?>
-<FormTemplates xmlns="http://schemas.microsoft.com/sharepoint/v3/contenttype/forms">
-  <Display>DocumentLibraryForm</Display>
-  <Edit>DocumentLibraryForm</Edit>
-  <New>DocumentLibraryForm</New>
-</FormTemplates>
-</file>
-
-<file path=customXml/item2.xml><?xml version="1.0" encoding="utf-8"?>
 <p:properties xmlns:p="http://schemas.microsoft.com/office/2006/metadata/properties" xmlns:xsi="http://www.w3.org/2001/XMLSchema-instance" xmlns:pc="http://schemas.microsoft.com/office/infopath/2007/PartnerControls">
   <documentManagement>
     <lcf76f155ced4ddcb4097134ff3c332f xmlns="2d4cbdfa-25dd-4cef-b02c-a9166ded2deb">
@@ -6977,7 +7498,97 @@
 </p:properties>
 </file>
 
+<file path=customXml/item2.xml><?xml version="1.0" encoding="utf-8"?>
+<?mso-contentType ?>
+<FormTemplates xmlns="http://schemas.microsoft.com/sharepoint/v3/contenttype/forms">
+  <Display>DocumentLibraryForm</Display>
+  <Edit>DocumentLibraryForm</Edit>
+  <New>DocumentLibraryForm</New>
+</FormTemplates>
+</file>
+
 <file path=customXml/item3.xml><?xml version="1.0" encoding="utf-8"?>
+<b:Sources xmlns:b="http://schemas.openxmlformats.org/officeDocument/2006/bibliography" xmlns="http://schemas.openxmlformats.org/officeDocument/2006/bibliography" SelectedStyle="/APASixthEditionOfficeOnline.xsl" StyleName="APA" Version="6">
+  <b:Source>
+    <b:Tag>EU24</b:Tag>
+    <b:SourceType>InternetSite</b:SourceType>
+    <b:Guid>{C110AEB9-E401-4434-B61F-834D826EC45C}</b:Guid>
+    <b:Author>
+      <b:Author>
+        <b:NameList>
+          <b:Person>
+            <b:Last>Union</b:Last>
+            <b:First>European</b:First>
+            <b:Middle>Parliament &amp; Council of the European</b:Middle>
+          </b:Person>
+        </b:NameList>
+      </b:Author>
+    </b:Author>
+    <b:Year>2024</b:Year>
+    <b:URL>https://eur-lex.europa.eu/legal-content/EN/TXT/?uri=CELEX:32024R1689</b:URL>
+    <b:RefOrder>1</b:RefOrder>
+  </b:Source>
+  <b:Source>
+    <b:Tag>Eur16</b:Tag>
+    <b:SourceType>InternetSite</b:SourceType>
+    <b:Guid>{4E853AE2-F47D-4A94-9DE3-A61707069AB5}</b:Guid>
+    <b:Author>
+      <b:Author>
+        <b:NameList>
+          <b:Person>
+            <b:Last>Union</b:Last>
+            <b:First>European</b:First>
+            <b:Middle>Parliament &amp; Council of the European</b:Middle>
+          </b:Person>
+        </b:NameList>
+      </b:Author>
+    </b:Author>
+    <b:Year>2016</b:Year>
+    <b:URL>https://eur-lex.europa.eu/legal-content/EN/TXT/?uri=CELEX:32016R0679</b:URL>
+    <b:RefOrder>2</b:RefOrder>
+  </b:Source>
+  <b:Source>
+    <b:Tag>Eur222</b:Tag>
+    <b:SourceType>InternetSite</b:SourceType>
+    <b:Guid>{30E0D5FA-415A-4C8B-BB1E-7BF58F7970A8}</b:Guid>
+    <b:Author>
+      <b:Author>
+        <b:NameList>
+          <b:Person>
+            <b:Last>Union</b:Last>
+            <b:First>European</b:First>
+            <b:Middle>Parliament &amp; Council of the European</b:Middle>
+          </b:Person>
+        </b:NameList>
+      </b:Author>
+    </b:Author>
+    <b:Year>2022</b:Year>
+    <b:URL>https://eur-lex.europa.eu/legal-content/EN/TXT/?uri=CELEX:32022R2065</b:URL>
+    <b:RefOrder>3</b:RefOrder>
+  </b:Source>
+  <b:Source>
+    <b:Tag>Eur14</b:Tag>
+    <b:SourceType>InternetSite</b:SourceType>
+    <b:Guid>{72278AFA-76F5-4E4C-9C83-E50E8D03FACC}</b:Guid>
+    <b:Author>
+      <b:Author>
+        <b:NameList>
+          <b:Person>
+            <b:Last>Union</b:Last>
+            <b:First>European</b:First>
+            <b:Middle>Parliament &amp; Council of the European</b:Middle>
+          </b:Person>
+        </b:NameList>
+      </b:Author>
+    </b:Author>
+    <b:Year>2014</b:Year>
+    <b:URL>https://eur-lex.europa.eu/legal-content/EN/TXT/?uri=CELEX:32014L0065</b:URL>
+    <b:RefOrder>4</b:RefOrder>
+  </b:Source>
+</b:Sources>
+</file>
+
+<file path=customXml/item4.xml><?xml version="1.0" encoding="utf-8"?>
 <ct:contentTypeSchema xmlns:ct="http://schemas.microsoft.com/office/2006/metadata/contentType" xmlns:ma="http://schemas.microsoft.com/office/2006/metadata/properties/metaAttributes" ct:_="" ma:_="" ma:contentTypeName="Document" ma:contentTypeID="0x0101008BCDBF9E9773C04E8F0704432EB77823" ma:contentTypeVersion="13" ma:contentTypeDescription="Create a new document." ma:contentTypeScope="" ma:versionID="5c82dd5d6a568611679b78030b1e82bc">
   <xsd:schema xmlns:xsd="http://www.w3.org/2001/XMLSchema" xmlns:xs="http://www.w3.org/2001/XMLSchema" xmlns:p="http://schemas.microsoft.com/office/2006/metadata/properties" xmlns:ns2="2d4cbdfa-25dd-4cef-b02c-a9166ded2deb" xmlns:ns3="fb3c63c6-d6e0-496c-a3b5-25bed75fd8d7" targetNamespace="http://schemas.microsoft.com/office/2006/metadata/properties" ma:root="true" ma:fieldsID="a0c925abc1c57ecc6d3448782396d079" ns2:_="" ns3:_="">
     <xsd:import namespace="2d4cbdfa-25dd-4cef-b02c-a9166ded2deb"/>
@@ -7202,96 +7813,7 @@
 </ct:contentTypeSchema>
 </file>
 
-<file path=customXml/item4.xml><?xml version="1.0" encoding="utf-8"?>
-<b:Sources xmlns:b="http://schemas.openxmlformats.org/officeDocument/2006/bibliography" xmlns="http://schemas.openxmlformats.org/officeDocument/2006/bibliography" SelectedStyle="/APASixthEditionOfficeOnline.xsl" StyleName="APA" Version="6">
-  <b:Source>
-    <b:Tag>EU24</b:Tag>
-    <b:SourceType>InternetSite</b:SourceType>
-    <b:Guid>{C110AEB9-E401-4434-B61F-834D826EC45C}</b:Guid>
-    <b:Author>
-      <b:Author>
-        <b:NameList>
-          <b:Person>
-            <b:Last>Union</b:Last>
-            <b:First>European</b:First>
-            <b:Middle>Parliament &amp; Council of the European</b:Middle>
-          </b:Person>
-        </b:NameList>
-      </b:Author>
-    </b:Author>
-    <b:Year>2024</b:Year>
-    <b:URL>https://eur-lex.europa.eu/legal-content/EN/TXT/?uri=CELEX:32024R1689</b:URL>
-    <b:RefOrder>1</b:RefOrder>
-  </b:Source>
-  <b:Source>
-    <b:Tag>Eur16</b:Tag>
-    <b:SourceType>InternetSite</b:SourceType>
-    <b:Guid>{4E853AE2-F47D-4A94-9DE3-A61707069AB5}</b:Guid>
-    <b:Author>
-      <b:Author>
-        <b:NameList>
-          <b:Person>
-            <b:Last>Union</b:Last>
-            <b:First>European</b:First>
-            <b:Middle>Parliament &amp; Council of the European</b:Middle>
-          </b:Person>
-        </b:NameList>
-      </b:Author>
-    </b:Author>
-    <b:Year>2016</b:Year>
-    <b:URL>https://eur-lex.europa.eu/legal-content/EN/TXT/?uri=CELEX:32016R0679</b:URL>
-    <b:RefOrder>2</b:RefOrder>
-  </b:Source>
-  <b:Source>
-    <b:Tag>Eur222</b:Tag>
-    <b:SourceType>InternetSite</b:SourceType>
-    <b:Guid>{30E0D5FA-415A-4C8B-BB1E-7BF58F7970A8}</b:Guid>
-    <b:Author>
-      <b:Author>
-        <b:NameList>
-          <b:Person>
-            <b:Last>Union</b:Last>
-            <b:First>European</b:First>
-            <b:Middle>Parliament &amp; Council of the European</b:Middle>
-          </b:Person>
-        </b:NameList>
-      </b:Author>
-    </b:Author>
-    <b:Year>2022</b:Year>
-    <b:URL>https://eur-lex.europa.eu/legal-content/EN/TXT/?uri=CELEX:32022R2065</b:URL>
-    <b:RefOrder>3</b:RefOrder>
-  </b:Source>
-  <b:Source>
-    <b:Tag>Eur14</b:Tag>
-    <b:SourceType>InternetSite</b:SourceType>
-    <b:Guid>{72278AFA-76F5-4E4C-9C83-E50E8D03FACC}</b:Guid>
-    <b:Author>
-      <b:Author>
-        <b:NameList>
-          <b:Person>
-            <b:Last>Union</b:Last>
-            <b:First>European</b:First>
-            <b:Middle>Parliament &amp; Council of the European</b:Middle>
-          </b:Person>
-        </b:NameList>
-      </b:Author>
-    </b:Author>
-    <b:Year>2014</b:Year>
-    <b:URL>https://eur-lex.europa.eu/legal-content/EN/TXT/?uri=CELEX:32014L0065</b:URL>
-    <b:RefOrder>4</b:RefOrder>
-  </b:Source>
-</b:Sources>
-</file>
-
 <file path=customXml/itemProps1.xml><?xml version="1.0" encoding="utf-8"?>
-<ds:datastoreItem xmlns:ds="http://schemas.openxmlformats.org/officeDocument/2006/customXml" ds:itemID="{884FD926-94EC-4421-85D4-64C5D1B0243B}">
-  <ds:schemaRefs>
-    <ds:schemaRef ds:uri="http://schemas.microsoft.com/sharepoint/v3/contenttype/forms"/>
-  </ds:schemaRefs>
-</ds:datastoreItem>
-</file>
-
-<file path=customXml/itemProps2.xml><?xml version="1.0" encoding="utf-8"?>
 <ds:datastoreItem xmlns:ds="http://schemas.openxmlformats.org/officeDocument/2006/customXml" ds:itemID="{18DEB5E4-5E6D-42E2-B8D8-49998585D5D4}">
   <ds:schemaRefs>
     <ds:schemaRef ds:uri="http://schemas.microsoft.com/office/2006/metadata/properties"/>
@@ -7302,7 +7824,23 @@
 </ds:datastoreItem>
 </file>
 
+<file path=customXml/itemProps2.xml><?xml version="1.0" encoding="utf-8"?>
+<ds:datastoreItem xmlns:ds="http://schemas.openxmlformats.org/officeDocument/2006/customXml" ds:itemID="{884FD926-94EC-4421-85D4-64C5D1B0243B}">
+  <ds:schemaRefs>
+    <ds:schemaRef ds:uri="http://schemas.microsoft.com/sharepoint/v3/contenttype/forms"/>
+  </ds:schemaRefs>
+</ds:datastoreItem>
+</file>
+
 <file path=customXml/itemProps3.xml><?xml version="1.0" encoding="utf-8"?>
+<ds:datastoreItem xmlns:ds="http://schemas.openxmlformats.org/officeDocument/2006/customXml" ds:itemID="{BD8B02AF-AF49-4370-833D-94D68E0821EA}">
+  <ds:schemaRefs>
+    <ds:schemaRef ds:uri="http://schemas.openxmlformats.org/officeDocument/2006/bibliography"/>
+  </ds:schemaRefs>
+</ds:datastoreItem>
+</file>
+
+<file path=customXml/itemProps4.xml><?xml version="1.0" encoding="utf-8"?>
 <ds:datastoreItem xmlns:ds="http://schemas.openxmlformats.org/officeDocument/2006/customXml" ds:itemID="{715221C8-C874-4B6E-A89E-93ACD10B0846}">
   <ds:schemaRefs>
     <ds:schemaRef ds:uri="http://schemas.microsoft.com/office/2006/metadata/contentType"/>
@@ -7319,12 +7857,4 @@
     <ds:schemaRef ds:uri="http://schemas.microsoft.com/internal/obd"/>
   </ds:schemaRefs>
 </ds:datastoreItem>
-</file>
-
-<file path=customXml/itemProps4.xml><?xml version="1.0" encoding="utf-8"?>
-<ds:datastoreItem xmlns:ds="http://schemas.openxmlformats.org/officeDocument/2006/customXml" ds:itemID="{BD8B02AF-AF49-4370-833D-94D68E0821EA}">
-  <ds:schemaRefs>
-    <ds:schemaRef ds:uri="http://schemas.openxmlformats.org/officeDocument/2006/bibliography"/>
-  </ds:schemaRefs>
-</ds:datastoreItem>
 </file>